--- a/public/docs/tnc.docx
+++ b/public/docs/tnc.docx
@@ -60,8 +60,35 @@
           <w:szCs w:val="24"/>
           <w:rtl w:val="0"/>
         </w:rPr>
-        <w:t xml:space="preserve"> December 13, 2025</w:t>
+        <w:t xml:space="preserve"> </w:t>
+      </w:r>
+      <w:r>
+        <w:rPr>
+          <w:color w:val="0f1115"/>
+          <w:sz w:val="24"/>
+          <w:szCs w:val="24"/>
+          <w:rtl w:val="0"/>
+        </w:rPr>
+        <w:t xml:space="preserve">March 8, 2026</w:t>
+      </w:r>
+      <w:r>
+        <w:rPr>
+          <w:b w:val="1"/>
+          <w:bCs w:val="1"/>
+          <w:color w:val="0f1115"/>
+          <w:sz w:val="24"/>
+          <w:szCs w:val="24"/>
+          <w:rtl w:val="0"/>
+        </w:rPr>
         <w:br w:type="textWrapping"/>
+      </w:r>
+      <w:r>
+        <w:rPr>
+          <w:color w:val="0f1115"/>
+          <w:sz w:val="24"/>
+          <w:szCs w:val="24"/>
+          <w:rtl w:val="0"/>
+        </w:rPr>
         <w:t xml:space="preserve"> </w:t>
       </w:r>
       <w:r>
@@ -82,7 +109,7 @@
           <w:szCs w:val="24"/>
           <w:rtl w:val="0"/>
         </w:rPr>
-        <w:t xml:space="preserve"> support@bettim.com</w:t>
+        <w:t xml:space="preserve"> support@bettim.co</w:t>
       </w:r>
     </w:p>
     <w:p>
@@ -632,7 +659,7 @@
           <w:szCs w:val="24"/>
           <w:rtl w:val="0"/>
         </w:rPr>
-        <w:t xml:space="preserve">Depending on your jurisdiction (e.g., CCPA/CPRA in California or GDPR/UK GDPR in the EU/UK), you may have specific privacy rights (access, deletion, portability, objection). These are described in detail in our Privacy Policy and can be exercised via support@bettim.com.</w:t>
+        <w:t xml:space="preserve">Depending on your jurisdiction (e.g., CCPA/CPRA in California or GDPR/UK GDPR in the EU/UK), you may have specific privacy rights (access, deletion, portability, objection). These are described in detail in our Privacy Policy and can be exercised via support@bettim.co.</w:t>
       </w:r>
     </w:p>
     <w:p>
@@ -681,9 +708,9 @@
           <w:szCs w:val="24"/>
           <w:rtl w:val="0"/>
         </w:rPr>
-        <w:t xml:space="preserve">By using Bettim, you consent to receive communications electronically (email, in-app, or website). You may withdraw consent by contacting support@bettim.com, though doing so may require account closure. By clicking “I Agree,” you are electronically signing these Terms.</w:t>
+        <w:t xml:space="preserve">By using Bettim, you consent to receive communications electronically (email, in-app, or website). You may withdraw consent by contacting support@bettim.co, though doing so may require account closure. By clicking “I Agree,” you are electronically signing these Terms.</w:t>
         <w:br w:type="textWrapping"/>
-        <w:t xml:space="preserve"> Marketing Opt-Out. You may opt out of non-essential marketing emails at any time via the unsubscribe link or by contacting support@bettim.com. Service, security, or transactional notices are essential and may continue after opt-out.</w:t>
+        <w:t xml:space="preserve"> Marketing Opt-Out. You may opt out of non-essential marketing emails at any time via the unsubscribe link or by contacting support@bettim.co. Service, security, or transactional notices are essential and may continue after opt-out.</w:t>
         <w:br w:type="textWrapping"/>
         <w:t xml:space="preserve"> Any informal communications (including chat messages or community posts) do not constitute legal notices to Bettim.</w:t>
       </w:r>
@@ -734,7 +761,7 @@
           <w:szCs w:val="24"/>
           <w:rtl w:val="0"/>
         </w:rPr>
-        <w:t xml:space="preserve">Bettim strives to make its Services accessible to all users, including those with disabilities. If you encounter accessibility barriers, contact support@bettim.com and we will make reasonable efforts to address them.</w:t>
+        <w:t xml:space="preserve">Bettim strives to make its Services accessible to all users, including those with disabilities. If you encounter accessibility barriers, contact support@bettim.co and we will make reasonable efforts to address them.</w:t>
       </w:r>
     </w:p>
     <w:p>
@@ -1223,6 +1250,68 @@
     </w:p>
     <w:p>
       <w:pPr>
+        <w:shd w:fill="ffffff" w:val="clear"/>
+        <w:spacing w:after="240" w:before="240" w:line="458.1818181818182" w:lineRule="auto"/>
+        <w:rPr>
+          <w:b w:val="1"/>
+          <w:bCs w:val="1"/>
+          <w:color w:val="0f1115"/>
+          <w:sz w:val="24"/>
+          <w:szCs w:val="24"/>
+        </w:rPr>
+      </w:pPr>
+      <w:r>
+        <w:rPr>
+          <w:b w:val="1"/>
+          <w:bCs w:val="1"/>
+          <w:color w:val="0f1115"/>
+          <w:sz w:val="24"/>
+          <w:szCs w:val="24"/>
+          <w:rtl w:val="0"/>
+        </w:rPr>
+        <w:t xml:space="preserve">2.7a No Affiliation / No Endorsement</w:t>
+      </w:r>
+    </w:p>
+    <w:p>
+      <w:pPr>
+        <w:shd w:fill="ffffff" w:val="clear"/>
+        <w:spacing w:after="240" w:before="240" w:line="458.1818181818182" w:lineRule="auto"/>
+        <w:rPr>
+          <w:color w:val="0f1115"/>
+          <w:sz w:val="24"/>
+          <w:szCs w:val="24"/>
+        </w:rPr>
+      </w:pPr>
+      <w:r>
+        <w:rPr>
+          <w:color w:val="0f1115"/>
+          <w:sz w:val="24"/>
+          <w:szCs w:val="24"/>
+          <w:rtl w:val="0"/>
+        </w:rPr>
+        <w:t xml:space="preserve">Bettim is an independent platform and is not affiliated with, endorsed by, sponsored by, or in any way officially connected with the National Basketball Association (NBA), the NCAA, or any of their respective teams, conferences, member institutions, leagues, subsidiaries, or affiliates. Any references within the Services to leagues, teams, players, venues, trademarks, or events are for informational and descriptive purposes only. All third-party names, logos, marks, and related intellectual property are the property of their respective owners, and any use within the Services does not imply any partnership, endorsement, or official status.</w:t>
+        <w:br w:type="textWrapping"/>
+        <w:t xml:space="preserve">For the avoidance of doubt, any mascots, characters, avatars, artwork, or other creative assets displayed in the Services are independently created and are not official league or team assets. Bettim does not claim any rights in third-party trademarks, logos, uniforms, or other brand identifiers, and users may not use the Services in a manner that suggests official affiliation.</w:t>
+      </w:r>
+    </w:p>
+    <w:p>
+      <w:pPr>
+        <w:shd w:fill="ffffff" w:val="clear"/>
+        <w:spacing w:after="240" w:before="240" w:line="458.1818181818182" w:lineRule="auto"/>
+        <w:rPr>
+          <w:color w:val="0f1115"/>
+          <w:sz w:val="24"/>
+          <w:szCs w:val="24"/>
+        </w:rPr>
+      </w:pPr>
+      <w:r>
+        <w:rPr>
+          <w:rtl w:val="0"/>
+        </w:rPr>
+      </w:r>
+    </w:p>
+    <w:p>
+      <w:pPr>
         <w:pStyle w:val="Heading3"/>
         <w:keepNext w:val="0"/>
         <w:keepLines w:val="0"/>
@@ -1611,7 +1700,7 @@
           <w:szCs w:val="24"/>
           <w:rtl w:val="0"/>
         </w:rPr>
-        <w:t xml:space="preserve">If you believe that a child under 13 has created an account, please contact support@bettim.com so we can take appropriate action.</w:t>
+        <w:t xml:space="preserve">If you believe that a child under 13 has created an account, please contact support@bettim.co so we can take appropriate action.</w:t>
       </w:r>
     </w:p>
     <w:p>
@@ -1772,7 +1861,7 @@
         <w:br w:type="textWrapping"/>
         <w:t xml:space="preserve"> f. Reverse engineering, decompiling, or attempting to derive the source code, underlying ideas, or algorithms of the Services, except to the extent such restriction is prohibited by applicable law.</w:t>
         <w:br w:type="textWrapping"/>
-        <w:t xml:space="preserve"> g. Unauthorized testing, scanning, or probing is prohibited. Good-faith vulnerability reports may be submitted to support@bettim.com. Bettim will not pursue legal action for good-faith research that (i) avoids privacy violations, service disruption, and data exfiltration; (ii) is promptly reported; and (iii) is reasonably time-boxed to remediation coordination.</w:t>
+        <w:t xml:space="preserve"> g. Unauthorized testing, scanning, or probing is prohibited. Good-faith vulnerability reports may be submitted to support@bettim.co. Bettim will not pursue legal action for good-faith research that (i) avoids privacy violations, service disruption, and data exfiltration; (ii) is promptly reported; and (iii) is reasonably time-boxed to remediation coordination.</w:t>
       </w:r>
     </w:p>
     <w:p>
@@ -1939,7 +2028,7 @@
           <w:szCs w:val="24"/>
           <w:rtl w:val="0"/>
         </w:rPr>
-        <w:t xml:space="preserve">You are responsible for maintaining the confidentiality of your login credentials and for all activity under your Account. You must promptly notify Bettim at support@bettim.com of any suspected unauthorized access or security breach. Bettim is not liable for losses resulting from unauthorized access caused by your failure to safeguard credentials, except where required by law. Users are encouraged to enable two-factor authentication (2FA) where available to enhance account protection.</w:t>
+        <w:t xml:space="preserve">You are responsible for maintaining the confidentiality of your login credentials and for all activity under your Account. You must promptly notify Bettim at support@bettim.co of any suspected unauthorized access or security breach. Bettim is not liable for losses resulting from unauthorized access caused by your failure to safeguard credentials, except where required by law. Users are encouraged to enable two-factor authentication (2FA) where available to enhance account protection.</w:t>
       </w:r>
     </w:p>
     <w:p>
@@ -2037,7 +2126,12 @@
           <w:szCs w:val="24"/>
           <w:rtl w:val="0"/>
         </w:rPr>
-        <w:t xml:space="preserve">To enforce these Terms and applicable laws, Bettim may perform IP, GPS, device integrity, and network checks, and may block access via VPNs, proxies, or anonymizers. By using the Services, you consent to such checks and related processing as described in the Privacy Policy. These checks are used solely for compliance and fraud prevention purposes and are processed in accordance with Bettim’s Privacy Policy.</w:t>
+        <w:t xml:space="preserve">To enforce these Terms and applicable laws, Bettim may, where available, perform IP-based location signals, device integrity, and network checks, and may restrict access via VPNs, proxies, or anonymizers. Bettim does not guarantee that such checks will be available or effective in all cases. By using the Services, you consent to such checks and related processing as described in the Privacy Policy. These checks are used solely for compliance and fraud prevention purposes and are processed in accordance with Bettim’s Privacy Policy.</w:t>
+      </w:r>
+      <w:r>
+        <w:rPr>
+          <w:rtl w:val="0"/>
+        </w:rPr>
       </w:r>
     </w:p>
     <w:p>
@@ -2112,52 +2206,117 @@
     </w:p>
     <w:p>
       <w:pPr>
-        <w:pStyle w:val="Heading2"/>
-        <w:keepNext w:val="0"/>
-        <w:keepLines w:val="0"/>
+        <w:pStyle w:val="Heading3"/>
         <w:shd w:fill="ffffff" w:val="clear"/>
         <w:spacing w:after="80" w:line="458.1818181818182" w:lineRule="auto"/>
         <w:rPr>
-          <w:b w:val="1"/>
-          <w:bCs w:val="1"/>
-          <w:color w:val="0f1115"/>
+          <w:i w:val="1"/>
+          <w:iCs w:val="1"/>
+          <w:sz w:val="24"/>
+          <w:szCs w:val="24"/>
+        </w:rPr>
+      </w:pPr>
+      <w:bookmarkStart w:colFirst="0" w:colLast="0" w:name="_r6nm2242lt46" w:id="36"/>
+      <w:bookmarkEnd w:id="36"/>
+      <w:r>
+        <w:rPr>
           <w:sz w:val="34"/>
           <w:szCs w:val="34"/>
-        </w:rPr>
-      </w:pPr>
-      <w:bookmarkStart w:colFirst="0" w:colLast="0" w:name="_8pcj5r8jfe8e" w:id="36"/>
-      <w:bookmarkEnd w:id="36"/>
-      <w:r>
-        <w:rPr>
-          <w:b w:val="1"/>
-          <w:bCs w:val="1"/>
-          <w:color w:val="0f1115"/>
+          <w:rtl w:val="0"/>
+        </w:rPr>
+        <w:t xml:space="preserve">4. Digital Purchases and Virtual Items</w:t>
+        <w:br w:type="textWrapping"/>
+      </w:r>
+      <w:r>
+        <w:rPr>
+          <w:b w:val="1"/>
+          <w:bCs w:val="1"/>
+          <w:sz w:val="26"/>
+          <w:szCs w:val="26"/>
+          <w:rtl w:val="0"/>
+        </w:rPr>
+        <w:t xml:space="preserve">4.0</w:t>
+      </w:r>
+      <w:r>
+        <w:rPr>
           <w:sz w:val="34"/>
           <w:szCs w:val="34"/>
           <w:rtl w:val="0"/>
         </w:rPr>
-        <w:t xml:space="preserve">4. Digital Purchases and Virtual Items</w:t>
-      </w:r>
-    </w:p>
-    <w:p>
-      <w:pPr>
-        <w:pStyle w:val="Heading3"/>
-        <w:keepNext w:val="0"/>
-        <w:keepLines w:val="0"/>
-        <w:shd w:fill="ffffff" w:val="clear"/>
-        <w:spacing w:before="280" w:line="458.1818181818182" w:lineRule="auto"/>
-        <w:rPr>
-          <w:b w:val="1"/>
-          <w:bCs w:val="1"/>
-          <w:color w:val="0f1115"/>
-          <w:sz w:val="26"/>
-          <w:szCs w:val="26"/>
-        </w:rPr>
-      </w:pPr>
-      <w:bookmarkStart w:colFirst="0" w:colLast="0" w:name="_6dmom4dvb3bs" w:id="37"/>
+        <w:t xml:space="preserve"> </w:t>
+      </w:r>
+      <w:r>
+        <w:rPr>
+          <w:b w:val="1"/>
+          <w:bCs w:val="1"/>
+          <w:sz w:val="26"/>
+          <w:szCs w:val="26"/>
+          <w:rtl w:val="0"/>
+        </w:rPr>
+        <w:t xml:space="preserve">No Payments Currently / Future Purchases</w:t>
+      </w:r>
+      <w:r>
+        <w:rPr>
+          <w:sz w:val="24"/>
+          <w:szCs w:val="24"/>
+          <w:rtl w:val="0"/>
+        </w:rPr>
+        <w:br w:type="textWrapping"/>
+        <w:t xml:space="preserve"> </w:t>
+      </w:r>
+      <w:r>
+        <w:rPr>
+          <w:i w:val="1"/>
+          <w:iCs w:val="1"/>
+          <w:sz w:val="24"/>
+          <w:szCs w:val="24"/>
+          <w:rtl w:val="0"/>
+        </w:rPr>
+        <w:t xml:space="preserve">The Services do not currently support real-money payments, purchases, subscriptions, or the sale of Coins or other digital items for money (“Paid Features”). If Bettim introduces Paid Features in the future, the terms in this Section 4 will apply to such Paid Features from the effective date communicated to users, and any transactions will be processed by third-party payment processors and/or applicable app store billing systems.</w:t>
+      </w:r>
+    </w:p>
+    <w:p>
+      <w:pPr>
+        <w:pStyle w:val="Heading2"/>
+        <w:keepNext w:val="0"/>
+        <w:keepLines w:val="0"/>
+        <w:shd w:fill="ffffff" w:val="clear"/>
+        <w:spacing w:after="80" w:line="458.1818181818182" w:lineRule="auto"/>
+        <w:rPr>
+          <w:b w:val="1"/>
+          <w:bCs w:val="1"/>
+          <w:color w:val="0f1115"/>
+          <w:sz w:val="34"/>
+          <w:szCs w:val="34"/>
+        </w:rPr>
+      </w:pPr>
+      <w:bookmarkStart w:colFirst="0" w:colLast="0" w:name="_uby4oyri9s2e" w:id="37"/>
       <w:bookmarkEnd w:id="37"/>
       <w:r>
         <w:rPr>
+          <w:rtl w:val="0"/>
+        </w:rPr>
+      </w:r>
+    </w:p>
+    <w:p>
+      <w:pPr>
+        <w:pStyle w:val="Heading3"/>
+        <w:keepNext w:val="0"/>
+        <w:keepLines w:val="0"/>
+        <w:shd w:fill="ffffff" w:val="clear"/>
+        <w:spacing w:before="280" w:line="458.1818181818182" w:lineRule="auto"/>
+        <w:rPr>
+          <w:b w:val="1"/>
+          <w:bCs w:val="1"/>
+          <w:color w:val="0f1115"/>
+          <w:sz w:val="26"/>
+          <w:szCs w:val="26"/>
+        </w:rPr>
+      </w:pPr>
+      <w:bookmarkStart w:colFirst="0" w:colLast="0" w:name="_6dmom4dvb3bs" w:id="38"/>
+      <w:bookmarkEnd w:id="38"/>
+      <w:r>
+        <w:rPr>
           <w:b w:val="1"/>
           <w:bCs w:val="1"/>
           <w:color w:val="0f1115"/>
@@ -2225,26 +2384,26 @@
           <w:szCs w:val="24"/>
           <w:rtl w:val="0"/>
         </w:rPr>
-        <w:t xml:space="preserve">Refund requests may be submitted within 7 days via support@bettim.com or through your app store. Requests will be reviewed on a case-by-case basis and may be denied if terms are violated or fraud is suspected. Refunds, where approved, are processed to the original payment method only. Nothing in this section affects any non-waivable statutory consumer rights under EU or UK law.</w:t>
-      </w:r>
-    </w:p>
-    <w:p>
-      <w:pPr>
-        <w:pStyle w:val="Heading3"/>
-        <w:keepNext w:val="0"/>
-        <w:keepLines w:val="0"/>
-        <w:shd w:fill="ffffff" w:val="clear"/>
-        <w:spacing w:before="280" w:line="458.1818181818182" w:lineRule="auto"/>
-        <w:rPr>
-          <w:b w:val="1"/>
-          <w:bCs w:val="1"/>
-          <w:color w:val="0f1115"/>
-          <w:sz w:val="26"/>
-          <w:szCs w:val="26"/>
-        </w:rPr>
-      </w:pPr>
-      <w:bookmarkStart w:colFirst="0" w:colLast="0" w:name="_un9868j9oezi" w:id="38"/>
-      <w:bookmarkEnd w:id="38"/>
+        <w:t xml:space="preserve">Refund requests may be submitted within 7 days via support@bettim.co or through your app store. Requests will be reviewed on a case-by-case basis and may be denied if terms are violated or fraud is suspected. Refunds, where approved, are processed to the original payment method only. Nothing in this section affects any non-waivable statutory consumer rights under EU or UK law.</w:t>
+      </w:r>
+    </w:p>
+    <w:p>
+      <w:pPr>
+        <w:pStyle w:val="Heading3"/>
+        <w:keepNext w:val="0"/>
+        <w:keepLines w:val="0"/>
+        <w:shd w:fill="ffffff" w:val="clear"/>
+        <w:spacing w:before="280" w:line="458.1818181818182" w:lineRule="auto"/>
+        <w:rPr>
+          <w:b w:val="1"/>
+          <w:bCs w:val="1"/>
+          <w:color w:val="0f1115"/>
+          <w:sz w:val="26"/>
+          <w:szCs w:val="26"/>
+        </w:rPr>
+      </w:pPr>
+      <w:bookmarkStart w:colFirst="0" w:colLast="0" w:name="_un9868j9oezi" w:id="39"/>
+      <w:bookmarkEnd w:id="39"/>
       <w:r>
         <w:rPr>
           <w:b w:val="1"/>
@@ -2279,51 +2438,50 @@
     </w:p>
     <w:p>
       <w:pPr>
-        <w:pStyle w:val="Heading3"/>
-        <w:keepNext w:val="0"/>
-        <w:keepLines w:val="0"/>
-        <w:shd w:fill="ffffff" w:val="clear"/>
-        <w:spacing w:before="280" w:line="458.1818181818182" w:lineRule="auto"/>
-        <w:rPr>
-          <w:b w:val="1"/>
-          <w:bCs w:val="1"/>
-          <w:color w:val="0f1115"/>
-          <w:sz w:val="26"/>
-          <w:szCs w:val="26"/>
-        </w:rPr>
-      </w:pPr>
-      <w:bookmarkStart w:colFirst="0" w:colLast="0" w:name="_25y9nvgui8lz" w:id="39"/>
-      <w:bookmarkEnd w:id="39"/>
-      <w:r>
-        <w:rPr>
-          <w:b w:val="1"/>
-          <w:bCs w:val="1"/>
-          <w:color w:val="0f1115"/>
-          <w:sz w:val="26"/>
-          <w:szCs w:val="26"/>
-          <w:rtl w:val="0"/>
-        </w:rPr>
-        <w:t xml:space="preserve">4.2a Payment Processing and PCI</w:t>
-      </w:r>
-    </w:p>
-    <w:p>
-      <w:pPr>
-        <w:shd w:fill="ffffff" w:val="clear"/>
-        <w:spacing w:after="240" w:before="240" w:line="458.1818181818182" w:lineRule="auto"/>
-        <w:rPr>
-          <w:color w:val="0f1115"/>
-          <w:sz w:val="24"/>
-          <w:szCs w:val="24"/>
-        </w:rPr>
-      </w:pPr>
-      <w:r>
-        <w:rPr>
-          <w:color w:val="0f1115"/>
-          <w:sz w:val="24"/>
-          <w:szCs w:val="24"/>
-          <w:rtl w:val="0"/>
-        </w:rPr>
-        <w:t xml:space="preserve">Payments are processed by licensed third-party payment processors. Bettim does not store full payment card numbers and implements commercially reasonable measures consistent with PCI-DSS requirements applicable to its role.</w:t>
+        <w:shd w:fill="ffffff" w:val="clear"/>
+        <w:spacing w:after="240" w:before="240" w:line="458.1818181818182" w:lineRule="auto"/>
+        <w:rPr>
+          <w:color w:val="0f1115"/>
+          <w:sz w:val="24"/>
+          <w:szCs w:val="24"/>
+        </w:rPr>
+      </w:pPr>
+      <w:r>
+        <w:rPr>
+          <w:b w:val="1"/>
+          <w:bCs w:val="1"/>
+          <w:color w:val="0f1115"/>
+          <w:sz w:val="24"/>
+          <w:szCs w:val="24"/>
+          <w:rtl w:val="0"/>
+        </w:rPr>
+        <w:t xml:space="preserve">4.2a Payment Processing and PCI (If Applicable)</w:t>
+        <w:br w:type="textWrapping"/>
+      </w:r>
+      <w:r>
+        <w:rPr>
+          <w:color w:val="0f1115"/>
+          <w:sz w:val="24"/>
+          <w:szCs w:val="24"/>
+          <w:rtl w:val="0"/>
+        </w:rPr>
+        <w:t xml:space="preserve"> </w:t>
+      </w:r>
+      <w:r>
+        <w:rPr>
+          <w:i w:val="1"/>
+          <w:iCs w:val="1"/>
+          <w:color w:val="0f1115"/>
+          <w:sz w:val="24"/>
+          <w:szCs w:val="24"/>
+          <w:rtl w:val="0"/>
+        </w:rPr>
+        <w:t xml:space="preserve">If Bettim offers Paid Features, payments will be processed by licensed third-party payment processors and/or app store billing providers. Bettim does not store full payment card numbers and will implement commercially reasonable measures consistent with PCI-DSS requirements applicable to its role, if and to the extent such requirements apply.</w:t>
+      </w:r>
+      <w:r>
+        <w:rPr>
+          <w:rtl w:val="0"/>
+        </w:rPr>
       </w:r>
     </w:p>
     <w:p>
@@ -3047,11 +3205,9 @@
         <w:shd w:fill="ffffff" w:val="clear"/>
         <w:spacing w:before="280" w:line="458.1818181818182" w:lineRule="auto"/>
         <w:rPr>
-          <w:b w:val="1"/>
-          <w:bCs w:val="1"/>
-          <w:color w:val="0f1115"/>
-          <w:sz w:val="26"/>
-          <w:szCs w:val="26"/>
+          <w:color w:val="0f1115"/>
+          <w:sz w:val="24"/>
+          <w:szCs w:val="24"/>
         </w:rPr>
       </w:pPr>
       <w:bookmarkStart w:colFirst="0" w:colLast="0" w:name="_asov8xtugkar" w:id="54"/>
@@ -3067,25 +3223,20 @@
         </w:rPr>
         <w:t xml:space="preserve">5.3b Display &amp; Publicity</w:t>
       </w:r>
-    </w:p>
-    <w:p>
-      <w:pPr>
-        <w:shd w:fill="ffffff" w:val="clear"/>
-        <w:spacing w:after="240" w:before="240" w:line="458.1818181818182" w:lineRule="auto"/>
-        <w:rPr>
-          <w:color w:val="0f1115"/>
-          <w:sz w:val="24"/>
-          <w:szCs w:val="24"/>
-        </w:rPr>
-      </w:pPr>
-      <w:r>
-        <w:rPr>
-          <w:color w:val="0f1115"/>
-          <w:sz w:val="24"/>
-          <w:szCs w:val="24"/>
-          <w:rtl w:val="0"/>
-        </w:rPr>
-        <w:t xml:space="preserve">Certain features (e.g., leaderboards, rankings, and chat) are inherently public. By using these features, you agree to the display of your username, avatar, and performance in those contexts. You may choose a pseudonym instead of your legal name. Bettim will not use your personal data for external advertising or commercial endorsements without your separate, explicit consent where required by law.</w:t>
+      <w:r>
+        <w:rPr>
+          <w:color w:val="0f1115"/>
+          <w:sz w:val="24"/>
+          <w:szCs w:val="24"/>
+          <w:rtl w:val="0"/>
+        </w:rPr>
+        <w:br w:type="textWrapping"/>
+        <w:t xml:space="preserve">Certain features (e.g., leaderboards, rankings, and where available chat or community features) are inherently public. By using these features, you agree to the display of your username, avatar, and performance in those contexts. You may choose a pseudonym instead of your legal name. Bettim will not use your personal data for external advertising or commercial endorsements without your separate, explicit consent where required by law.</w:t>
+      </w:r>
+      <w:r>
+        <w:rPr>
+          <w:rtl w:val="0"/>
+        </w:rPr>
       </w:r>
     </w:p>
     <w:p>
@@ -3383,11 +3534,28 @@
           <w:szCs w:val="24"/>
           <w:rtl w:val="0"/>
         </w:rPr>
+        <w:br w:type="textWrapping"/>
         <w:t xml:space="preserve">You agree not to: (a) harass, bully, threaten, or incite violence; (b) post hateful, discriminatory, or obscene content; (c) dox, impersonate others, or misrepresent your identity; (d) spam, advertise, or solicit; (e) share illegal or infringing content.</w:t>
         <w:br w:type="textWrapping"/>
-        <w:t xml:space="preserve"> Public Areas. Chat and leaderboards are public or community-visible; you should have no expectation of privacy in content you post there. Bettim may moderate, remove, or restrict content or access to protect users and platform integrity. Violation of community standards may result in chat suspension, leaderboard removal, or account sanctions. Bettim may report serious threats or unlawful content to competent authorities.</w:t>
+        <w:t xml:space="preserve">Public Areas. Where available, chat, leaderboards, and other community-visible areas are public or community-visible; you should have no expectation of privacy in content you post there. Bettim may moderate, remove, or restrict content or access to protect users and platform integrity. Violation of community standards may result in feature restrictions, leaderboard removal, or account sanctions. Bettim may report serious threats or unlawful content to competent authorities.</w:t>
         <w:br w:type="textWrapping"/>
-        <w:t xml:space="preserve"> California minors may request removal of content they have publicly posted in the Services as required by California law, subject to certain exceptions. Requests can be made via support@bettim.com.</w:t>
+        <w:t xml:space="preserve">California minors may request removal of content they have publicly posted in the Services as required by California law, subject to certain exceptions. Requests can be made via support@bettim.co.</w:t>
+      </w:r>
+    </w:p>
+    <w:p>
+      <w:pPr>
+        <w:shd w:fill="ffffff" w:val="clear"/>
+        <w:spacing w:after="240" w:before="240" w:line="458.1818181818182" w:lineRule="auto"/>
+        <w:rPr>
+          <w:color w:val="0f1115"/>
+          <w:sz w:val="24"/>
+          <w:szCs w:val="24"/>
+        </w:rPr>
+      </w:pPr>
+      <w:r>
+        <w:rPr>
+          <w:rtl w:val="0"/>
+        </w:rPr>
       </w:r>
     </w:p>
     <w:p>
@@ -4364,7 +4532,7 @@
           <w:szCs w:val="24"/>
           <w:rtl w:val="0"/>
         </w:rPr>
-        <w:t xml:space="preserve">You may request closure of your Account at any time by contacting support@bettim.com or via any in-app account deletion flow (where available). Account closure is permanent, revokes all associated licenses to Coins and digital items, and results in forfeiture of any balances or virtual items (which have no cash value). Closure does not override Bettim’s rights or obligations regarding data retention as described in the Privacy Policy. Following an account closure request, Bettim may preserve limited records where reasonably necessary to comply with law, enforce these Terms, or establish, exercise, or defend legal claims.</w:t>
+        <w:t xml:space="preserve">You may request closure of your Account at any time by contacting support@bettim.co or via any in-app account deletion flow (where available). Account closure is permanent, revokes all associated licenses to Coins and digital items, and results in forfeiture of any balances or virtual items (which have no cash value). Closure does not override Bettim’s rights or obligations regarding data retention as described in the Privacy Policy. Following an account closure request, Bettim may preserve limited records where reasonably necessary to comply with law, enforce these Terms, or establish, exercise, or defend legal claims.</w:t>
       </w:r>
     </w:p>
     <w:p>
@@ -4561,7 +4729,7 @@
           <w:szCs w:val="24"/>
           <w:rtl w:val="0"/>
         </w:rPr>
-        <w:t xml:space="preserve">Before initiating arbitration or legal action, both parties agree to attempt to resolve any dispute informally by contacting support@bettim.com. Include a description of the issue and your contact details. Bettim will respond within 30 days. If not resolved within 60 days, either party may proceed to arbitration.</w:t>
+        <w:t xml:space="preserve">Before initiating arbitration or legal action, both parties agree to attempt to resolve any dispute informally by contacting support@bettim.co. Include a description of the issue and your contact details. Bettim will respond within 30 days. If not resolved within 60 days, either party may proceed to arbitration.</w:t>
       </w:r>
     </w:p>
     <w:p>
@@ -4610,7 +4778,7 @@
           <w:szCs w:val="24"/>
           <w:rtl w:val="0"/>
         </w:rPr>
-        <w:t xml:space="preserve">You may opt out of this arbitration agreement within 30 days of first accepting these Terms by emailing support@bettim.com with subject line “Arbitration Opt-Out” and your account email. Opting out will not affect your use of the Services.</w:t>
+        <w:t xml:space="preserve">You may opt out of this arbitration agreement within 30 days of first accepting these Terms by emailing support@bettim.co with subject line “Arbitration Opt-Out” and your account email. Opting out will not affect your use of the Services.</w:t>
       </w:r>
     </w:p>
     <w:p>
@@ -5165,6 +5333,24 @@
           <w:rtl w:val="0"/>
         </w:rPr>
         <w:t xml:space="preserve">All software, source code, graphics, text, logos, audiovisual elements, trademarks, and other content within the Services are owned exclusively by Bettim or its licensors. All trademarks, logos, and service marks displayed within the Services are the property of their respective owners. Nothing herein grants any license or right to use them without express permission. You may not copy, reproduce, distribute, publicly display, or create derivative works without Bettim’s express written consent. All rights not expressly granted are reserved by Bettim.</w:t>
+        <w:br w:type="textWrapping"/>
+        <w:t xml:space="preserve">For clarity, Bettim does not claim ownership of any third-party trademarks or league/team branding that may appear in the Services, and any such use is solely descriptive and does not imply endorsement or affiliation.</w:t>
+      </w:r>
+    </w:p>
+    <w:p>
+      <w:pPr>
+        <w:shd w:fill="ffffff" w:val="clear"/>
+        <w:spacing w:after="240" w:before="240" w:line="458.1818181818182" w:lineRule="auto"/>
+        <w:rPr>
+          <w:color w:val="0f1115"/>
+          <w:sz w:val="24"/>
+          <w:szCs w:val="24"/>
+        </w:rPr>
+      </w:pPr>
+      <w:r>
+        <w:rPr>
+          <w:rtl w:val="0"/>
+        </w:rPr>
       </w:r>
     </w:p>
     <w:p>
@@ -5851,7 +6037,7 @@
         <w:rPr>
           <w:rtl w:val="0"/>
         </w:rPr>
-        <w:t xml:space="preserve">Support (General, Legal &amp; Privacy): support@bettim.com</w:t>
+        <w:t xml:space="preserve">Support (General, Legal &amp; Privacy): support@bettim.co</w:t>
         <w:br w:type="textWrapping"/>
         <w:t xml:space="preserve"> DMCA (Copyright Notices Only): dmca@bettim.co</w:t>
         <w:br w:type="textWrapping"/>
@@ -5895,7 +6081,7 @@
         <w:rPr>
           <w:rtl w:val="0"/>
         </w:rPr>
-        <w:t xml:space="preserve">Bettim designates support@bettim.com as its single point of contact for all user, legal, and privacy correspondence, and dmca@bettim.co for copyright-related matters only. Bettim will internally route communications to the appropriate department. Using any superseded addresses listed in prior versions of these Terms shall not invalidate a notice if received by Bettim.</w:t>
+        <w:t xml:space="preserve">Bettim designates support@bettim.co as its single point of contact for all user, legal, and privacy correspondence, and dmca@bettim.co for copyright-related matters only. Bettim will internally route communications to the appropriate department. Using any superseded addresses listed in prior versions of these Terms shall not invalidate a notice if received by Bettim.</w:t>
       </w:r>
     </w:p>
     <w:p>
@@ -5975,7 +6161,7 @@
         <w:rPr>
           <w:rtl w:val="0"/>
         </w:rPr>
-        <w:t xml:space="preserve">Legal notices to Bettim must be sent to support@bettim.com (or dmca@bettim.co for copyright-related matters), with a copy to the mailing address above. Bettim may provide notices to you via email to the address associated with your Account, via in-app notifications, or by posting within the Services. Notices are deemed given when sent (email) or posted (in-app/website). A notice sent to any successor or superseded Bettim contact address that is actually received by Bettim shall be deemed effective on receipt. For faster routing, include “Legal Notice” in the email subject line. Bettim may accept service of legal process via the email addresses listed above; acceptance by email does not waive any defense related to jurisdiction, venue, or service.</w:t>
+        <w:t xml:space="preserve">Legal notices to Bettim must be sent to support@bettim.co (or dmca@bettim.co for copyright-related matters), with a copy to the mailing address above. Bettim may provide notices to you via email to the address associated with your Account, via in-app notifications, or by posting within the Services. Notices are deemed given when sent (email) or posted (in-app/website). A notice sent to any successor or superseded Bettim contact address that is actually received by Bettim shall be deemed effective on receipt. For faster routing, include “Legal Notice” in the email subject line. Bettim may accept service of legal process via the email addresses listed above; acceptance by email does not waive any defense related to jurisdiction, venue, or service.</w:t>
       </w:r>
     </w:p>
     <w:p>
@@ -6136,7 +6322,7 @@
         <w:rPr>
           <w:rtl w:val="0"/>
         </w:rPr>
-        <w:t xml:space="preserve">You may withdraw consent by contacting support@bettim.com. Withdrawal may limit your ability to use the Services and may result in account closure.</w:t>
+        <w:t xml:space="preserve">You may withdraw consent by contacting support@bettim.co. Withdrawal may limit your ability to use the Services and may result in account closure.</w:t>
       </w:r>
     </w:p>
     <w:p>
@@ -6176,7 +6362,7 @@
         <w:rPr>
           <w:rtl w:val="0"/>
         </w:rPr>
-        <w:t xml:space="preserve">You may request paper copies of electronic communications within 30 days by contacting support@bettim.com. Bettim reserves the right to charge a reasonable administrative fee.</w:t>
+        <w:t xml:space="preserve">You may request paper copies of electronic communications within 30 days by contacting support@bettim.co. Bettim reserves the right to charge a reasonable administrative fee.</w:t>
       </w:r>
     </w:p>
     <w:p>

--- a/public/docs/tnc.docx
+++ b/public/docs/tnc.docx
@@ -60,16 +60,7 @@
           <w:szCs w:val="24"/>
           <w:rtl w:val="0"/>
         </w:rPr>
-        <w:t xml:space="preserve"> </w:t>
-      </w:r>
-      <w:r>
-        <w:rPr>
-          <w:color w:val="0f1115"/>
-          <w:sz w:val="24"/>
-          <w:szCs w:val="24"/>
-          <w:rtl w:val="0"/>
-        </w:rPr>
-        <w:t xml:space="preserve">March 8, 2026</w:t>
+        <w:t xml:space="preserve"> April 17, 2026</w:t>
       </w:r>
       <w:r>
         <w:rPr>
@@ -341,7 +332,7 @@
         <w:br w:type="textWrapping"/>
         <w:t xml:space="preserve"> "Beta Features" – Any early-access, experimental, or pre-release functionality made available to users for testing purposes.</w:t>
         <w:br w:type="textWrapping"/>
-        <w:t xml:space="preserve"> "Coins" or "Virtual Currency" – Digital credits used within the Services, purchased or earned, having no cash value.</w:t>
+        <w:t xml:space="preserve"> "Coins" or "Virtual Currency" – Digital credits used within the Services, earned or otherwise made available in-app, having no cash value.</w:t>
         <w:br w:type="textWrapping"/>
         <w:t xml:space="preserve"> "Fraud" – Intentional deception for unlawful gain, including use of stolen payment methods, multiple accounts, or exploitation of bugs.</w:t>
         <w:br w:type="textWrapping"/>
@@ -359,7 +350,24 @@
         <w:br w:type="textWrapping"/>
         <w:t xml:space="preserve"> "Updates" – Software patches, bug fixes, content additions, or modifications Bettim provides periodically. Updates may substantially change features or functionality and may require you to update your device OS or the App to continue using the Services.</w:t>
         <w:br w:type="textWrapping"/>
-        <w:t xml:space="preserve"> "User Content" – Any data, text, images, avatars, chat messages, or other materials submitted or created by users within the Services.</w:t>
+        <w:t xml:space="preserve"> "User Content" – </w:t>
+      </w:r>
+      <w:r>
+        <w:rPr>
+          <w:color w:val="0f1115"/>
+          <w:sz w:val="24"/>
+          <w:szCs w:val="24"/>
+          <w:rtl w:val="0"/>
+        </w:rPr>
+        <w:t xml:space="preserve">Any data, text, images, avatars, chat messages, or other materials submitted or created by users within the Services, which may be visible to other users depending on feature design.</w:t>
+      </w:r>
+      <w:r>
+        <w:rPr>
+          <w:color w:val="0f1115"/>
+          <w:sz w:val="24"/>
+          <w:szCs w:val="24"/>
+          <w:rtl w:val="0"/>
+        </w:rPr>
         <w:br w:type="textWrapping"/>
         <w:t xml:space="preserve"> "User," "you," "your" – Any person accessing or using the Services.</w:t>
       </w:r>
@@ -3490,91 +3498,296 @@
     </w:p>
     <w:p>
       <w:pPr>
-        <w:pStyle w:val="Heading3"/>
-        <w:keepNext w:val="0"/>
-        <w:keepLines w:val="0"/>
-        <w:shd w:fill="ffffff" w:val="clear"/>
-        <w:spacing w:before="280" w:line="458.1818181818182" w:lineRule="auto"/>
-        <w:rPr>
-          <w:b w:val="1"/>
-          <w:bCs w:val="1"/>
-          <w:color w:val="0f1115"/>
-          <w:sz w:val="26"/>
-          <w:szCs w:val="26"/>
-        </w:rPr>
-      </w:pPr>
-      <w:bookmarkStart w:colFirst="0" w:colLast="0" w:name="_3jmdsz4e4ccq" w:id="60"/>
+        <w:shd w:fill="ffffff" w:val="clear"/>
+        <w:spacing w:after="240" w:before="240" w:line="458.1818181818182" w:lineRule="auto"/>
+        <w:rPr>
+          <w:color w:val="0f1115"/>
+          <w:sz w:val="24"/>
+          <w:szCs w:val="24"/>
+        </w:rPr>
+      </w:pPr>
+      <w:r>
+        <w:rPr>
+          <w:b w:val="1"/>
+          <w:bCs w:val="1"/>
+          <w:color w:val="0f1115"/>
+          <w:sz w:val="24"/>
+          <w:szCs w:val="24"/>
+          <w:rtl w:val="0"/>
+        </w:rPr>
+        <w:t xml:space="preserve">5.8 </w:t>
+      </w:r>
+      <w:r>
+        <w:rPr>
+          <w:b w:val="1"/>
+          <w:bCs w:val="1"/>
+          <w:color w:val="0f1115"/>
+          <w:sz w:val="26"/>
+          <w:szCs w:val="26"/>
+          <w:rtl w:val="0"/>
+        </w:rPr>
+        <w:t xml:space="preserve">Community Standards (User Conduct)</w:t>
+      </w:r>
+      <w:r>
+        <w:rPr>
+          <w:b w:val="1"/>
+          <w:bCs w:val="1"/>
+          <w:color w:val="0f1115"/>
+          <w:sz w:val="24"/>
+          <w:szCs w:val="24"/>
+          <w:rtl w:val="0"/>
+        </w:rPr>
+        <w:br w:type="textWrapping"/>
+      </w:r>
+      <w:r>
+        <w:rPr>
+          <w:color w:val="0f1115"/>
+          <w:sz w:val="24"/>
+          <w:szCs w:val="24"/>
+          <w:rtl w:val="0"/>
+        </w:rPr>
+        <w:t xml:space="preserve"> You agree not to: (a) harass, bully, threaten, or incite violence; (b) post hateful, discriminatory, obscene, or unlawful content; (c) dox, stalk, impersonate others, or misrepresent your identity; (d) spam, advertise, or solicit; (e) share illegal, infringing, or privacy-violating content; (f) upload or share malicious links, files, or code; or (g) otherwise use the Services in a manner that Bettim, in its sole discretion, considers abusive, unsafe, or harmful.</w:t>
+      </w:r>
+    </w:p>
+    <w:p>
+      <w:pPr>
+        <w:shd w:fill="ffffff" w:val="clear"/>
+        <w:spacing w:after="240" w:before="240" w:line="458.1818181818182" w:lineRule="auto"/>
+        <w:rPr>
+          <w:color w:val="0f1115"/>
+          <w:sz w:val="24"/>
+          <w:szCs w:val="24"/>
+        </w:rPr>
+      </w:pPr>
+      <w:r>
+        <w:rPr>
+          <w:b w:val="1"/>
+          <w:bCs w:val="1"/>
+          <w:color w:val="0f1115"/>
+          <w:sz w:val="24"/>
+          <w:szCs w:val="24"/>
+          <w:rtl w:val="0"/>
+        </w:rPr>
+        <w:t xml:space="preserve">Public Areas; No Expectation of Privacy.</w:t>
+      </w:r>
+      <w:r>
+        <w:rPr>
+          <w:color w:val="0f1115"/>
+          <w:sz w:val="24"/>
+          <w:szCs w:val="24"/>
+          <w:rtl w:val="0"/>
+        </w:rPr>
+        <w:t xml:space="preserve"> Where available, chat, leaderboards, and other community-visible areas are public or community-visible. You should have no expectation of privacy in content you post in such areas, and you should avoid posting sensitive personal information.</w:t>
+      </w:r>
+    </w:p>
+    <w:p>
+      <w:pPr>
+        <w:shd w:fill="ffffff" w:val="clear"/>
+        <w:spacing w:after="240" w:before="240" w:line="458.1818181818182" w:lineRule="auto"/>
+        <w:rPr>
+          <w:color w:val="0f1115"/>
+          <w:sz w:val="24"/>
+          <w:szCs w:val="24"/>
+        </w:rPr>
+      </w:pPr>
+      <w:r>
+        <w:rPr>
+          <w:b w:val="1"/>
+          <w:bCs w:val="1"/>
+          <w:color w:val="0f1115"/>
+          <w:sz w:val="24"/>
+          <w:szCs w:val="24"/>
+          <w:rtl w:val="0"/>
+        </w:rPr>
+        <w:t xml:space="preserve">User Content is Your Responsibility.</w:t>
+      </w:r>
+      <w:r>
+        <w:rPr>
+          <w:color w:val="0f1115"/>
+          <w:sz w:val="24"/>
+          <w:szCs w:val="24"/>
+          <w:rtl w:val="0"/>
+        </w:rPr>
+        <w:t xml:space="preserve"> Content posted by users (“User Content”) is created and provided by users, not by Bettim. You are solely responsible for your User Content and for any consequences of posting, sharing, or relying on User Content. Bettim does not endorse, verify, or guarantee the accuracy, completeness, legality, or appropriateness of any User Content, and Bettim is not responsible or liable for User Content posted by users, including statements, advice, links, files, or offers shared by users.</w:t>
+        <w:br w:type="textWrapping"/>
+      </w:r>
+      <w:r>
+        <w:rPr>
+          <w:color w:val="0f1115"/>
+          <w:sz w:val="24"/>
+          <w:szCs w:val="24"/>
+          <w:rtl w:val="0"/>
+        </w:rPr>
+        <w:t xml:space="preserve">You use and rely on User Content at your own risk. Bettim is not responsible for any decisions, actions, or outcomes resulting from User Content or user interactions.</w:t>
+      </w:r>
+      <w:r>
+        <w:rPr>
+          <w:rtl w:val="0"/>
+        </w:rPr>
+      </w:r>
+    </w:p>
+    <w:p>
+      <w:pPr>
+        <w:shd w:fill="ffffff" w:val="clear"/>
+        <w:spacing w:after="240" w:before="240" w:line="458.1818181818182" w:lineRule="auto"/>
+        <w:rPr>
+          <w:color w:val="0f1115"/>
+          <w:sz w:val="24"/>
+          <w:szCs w:val="24"/>
+        </w:rPr>
+      </w:pPr>
+      <w:r>
+        <w:rPr>
+          <w:b w:val="1"/>
+          <w:bCs w:val="1"/>
+          <w:color w:val="0f1115"/>
+          <w:sz w:val="24"/>
+          <w:szCs w:val="24"/>
+          <w:rtl w:val="0"/>
+        </w:rPr>
+        <w:t xml:space="preserve">No Duty to Monitor; Discretion to Remove.</w:t>
+      </w:r>
+      <w:r>
+        <w:rPr>
+          <w:color w:val="0f1115"/>
+          <w:sz w:val="24"/>
+          <w:szCs w:val="24"/>
+          <w:rtl w:val="0"/>
+        </w:rPr>
+        <w:t xml:space="preserve"> Bettim has no obligation to monitor, pre-screen, or filter User Content and does not guarantee that any moderation will be timely, complete, or error-free. Bettim may (but is not required to) remove, restrict, disable access to, or preserve User Content or access to community features at any time to enforce these Terms, comply with law, respond to complaints, protect users, or maintain platform integrity.</w:t>
+      </w:r>
+    </w:p>
+    <w:p>
+      <w:pPr>
+        <w:shd w:fill="ffffff" w:val="clear"/>
+        <w:spacing w:after="240" w:before="240" w:line="458.1818181818182" w:lineRule="auto"/>
+        <w:rPr>
+          <w:color w:val="0f1115"/>
+          <w:sz w:val="24"/>
+          <w:szCs w:val="24"/>
+        </w:rPr>
+      </w:pPr>
+      <w:r>
+        <w:rPr>
+          <w:b w:val="1"/>
+          <w:bCs w:val="1"/>
+          <w:color w:val="0f1115"/>
+          <w:sz w:val="24"/>
+          <w:szCs w:val="24"/>
+          <w:rtl w:val="0"/>
+        </w:rPr>
+        <w:t xml:space="preserve">Reporting.</w:t>
+      </w:r>
+      <w:r>
+        <w:rPr>
+          <w:color w:val="0f1115"/>
+          <w:sz w:val="24"/>
+          <w:szCs w:val="24"/>
+          <w:rtl w:val="0"/>
+        </w:rPr>
+        <w:t xml:space="preserve"> Users may report suspected violations through in-app reporting tools (where available) or by contacting support@bettim.co.</w:t>
+      </w:r>
+    </w:p>
+    <w:p>
+      <w:pPr>
+        <w:shd w:fill="ffffff" w:val="clear"/>
+        <w:spacing w:after="240" w:before="240" w:line="458.1818181818182" w:lineRule="auto"/>
+        <w:rPr>
+          <w:color w:val="0f1115"/>
+          <w:sz w:val="24"/>
+          <w:szCs w:val="24"/>
+        </w:rPr>
+      </w:pPr>
+      <w:r>
+        <w:rPr>
+          <w:b w:val="1"/>
+          <w:bCs w:val="1"/>
+          <w:color w:val="0f1115"/>
+          <w:sz w:val="24"/>
+          <w:szCs w:val="24"/>
+          <w:rtl w:val="0"/>
+        </w:rPr>
+        <w:t xml:space="preserve">User Interactions.</w:t>
+      </w:r>
+      <w:r>
+        <w:rPr>
+          <w:color w:val="0f1115"/>
+          <w:sz w:val="24"/>
+          <w:szCs w:val="24"/>
+          <w:rtl w:val="0"/>
+        </w:rPr>
+        <w:t xml:space="preserve"> Bettim is not responsible for user interactions, disputes, or any harm, loss, or damage resulting from communications or interactions between users, whether online or offline.</w:t>
+      </w:r>
+    </w:p>
+    <w:p>
+      <w:pPr>
+        <w:shd w:fill="ffffff" w:val="clear"/>
+        <w:spacing w:after="240" w:before="240" w:line="458.1818181818182" w:lineRule="auto"/>
+        <w:rPr>
+          <w:color w:val="0f1115"/>
+          <w:sz w:val="24"/>
+          <w:szCs w:val="24"/>
+        </w:rPr>
+      </w:pPr>
+      <w:r>
+        <w:rPr>
+          <w:color w:val="0f1115"/>
+          <w:sz w:val="24"/>
+          <w:szCs w:val="24"/>
+          <w:rtl w:val="0"/>
+        </w:rPr>
+        <w:t xml:space="preserve">California minors may request removal of content they have publicly posted in the Services as required by California law, subject to certain exceptions. Requests can be made via support@bettim.co.</w:t>
+      </w:r>
+    </w:p>
+    <w:p>
+      <w:pPr>
+        <w:shd w:fill="ffffff" w:val="clear"/>
+        <w:spacing w:after="240" w:before="240" w:line="458.1818181818182" w:lineRule="auto"/>
+        <w:rPr>
+          <w:color w:val="0f1115"/>
+          <w:sz w:val="24"/>
+          <w:szCs w:val="24"/>
+        </w:rPr>
+      </w:pPr>
+      <w:r>
+        <w:rPr>
+          <w:rtl w:val="0"/>
+        </w:rPr>
+      </w:r>
+    </w:p>
+    <w:p>
+      <w:pPr>
+        <w:shd w:fill="ffffff" w:val="clear"/>
+        <w:spacing w:after="240" w:before="240" w:line="458.1818181818182" w:lineRule="auto"/>
+        <w:rPr>
+          <w:color w:val="0f1115"/>
+          <w:sz w:val="24"/>
+          <w:szCs w:val="24"/>
+        </w:rPr>
+      </w:pPr>
+      <w:r>
+        <w:rPr>
+          <w:rtl w:val="0"/>
+        </w:rPr>
+      </w:r>
+    </w:p>
+    <w:p>
+      <w:pPr>
+        <w:pStyle w:val="Heading3"/>
+        <w:keepNext w:val="0"/>
+        <w:keepLines w:val="0"/>
+        <w:shd w:fill="ffffff" w:val="clear"/>
+        <w:spacing w:before="280" w:line="458.1818181818182" w:lineRule="auto"/>
+        <w:rPr>
+          <w:b w:val="1"/>
+          <w:bCs w:val="1"/>
+          <w:color w:val="0f1115"/>
+          <w:sz w:val="26"/>
+          <w:szCs w:val="26"/>
+        </w:rPr>
+      </w:pPr>
+      <w:bookmarkStart w:colFirst="0" w:colLast="0" w:name="_qrkv04uuyx9r" w:id="60"/>
       <w:bookmarkEnd w:id="60"/>
-      <w:r>
-        <w:rPr>
-          <w:b w:val="1"/>
-          <w:bCs w:val="1"/>
-          <w:color w:val="0f1115"/>
-          <w:sz w:val="26"/>
-          <w:szCs w:val="26"/>
-          <w:rtl w:val="0"/>
-        </w:rPr>
-        <w:t xml:space="preserve">5.8 Community Standards (User Conduct)</w:t>
-      </w:r>
-    </w:p>
-    <w:p>
-      <w:pPr>
-        <w:shd w:fill="ffffff" w:val="clear"/>
-        <w:spacing w:after="240" w:before="240" w:line="458.1818181818182" w:lineRule="auto"/>
-        <w:rPr>
-          <w:color w:val="0f1115"/>
-          <w:sz w:val="24"/>
-          <w:szCs w:val="24"/>
-        </w:rPr>
-      </w:pPr>
-      <w:r>
-        <w:rPr>
-          <w:color w:val="0f1115"/>
-          <w:sz w:val="24"/>
-          <w:szCs w:val="24"/>
-          <w:rtl w:val="0"/>
-        </w:rPr>
-        <w:br w:type="textWrapping"/>
-        <w:t xml:space="preserve">You agree not to: (a) harass, bully, threaten, or incite violence; (b) post hateful, discriminatory, or obscene content; (c) dox, impersonate others, or misrepresent your identity; (d) spam, advertise, or solicit; (e) share illegal or infringing content.</w:t>
-        <w:br w:type="textWrapping"/>
-        <w:t xml:space="preserve">Public Areas. Where available, chat, leaderboards, and other community-visible areas are public or community-visible; you should have no expectation of privacy in content you post there. Bettim may moderate, remove, or restrict content or access to protect users and platform integrity. Violation of community standards may result in feature restrictions, leaderboard removal, or account sanctions. Bettim may report serious threats or unlawful content to competent authorities.</w:t>
-        <w:br w:type="textWrapping"/>
-        <w:t xml:space="preserve">California minors may request removal of content they have publicly posted in the Services as required by California law, subject to certain exceptions. Requests can be made via support@bettim.co.</w:t>
-      </w:r>
-    </w:p>
-    <w:p>
-      <w:pPr>
-        <w:shd w:fill="ffffff" w:val="clear"/>
-        <w:spacing w:after="240" w:before="240" w:line="458.1818181818182" w:lineRule="auto"/>
-        <w:rPr>
-          <w:color w:val="0f1115"/>
-          <w:sz w:val="24"/>
-          <w:szCs w:val="24"/>
-        </w:rPr>
-      </w:pPr>
-      <w:r>
-        <w:rPr>
-          <w:rtl w:val="0"/>
-        </w:rPr>
-      </w:r>
-    </w:p>
-    <w:p>
-      <w:pPr>
-        <w:pStyle w:val="Heading3"/>
-        <w:keepNext w:val="0"/>
-        <w:keepLines w:val="0"/>
-        <w:shd w:fill="ffffff" w:val="clear"/>
-        <w:spacing w:before="280" w:line="458.1818181818182" w:lineRule="auto"/>
-        <w:rPr>
-          <w:b w:val="1"/>
-          <w:bCs w:val="1"/>
-          <w:color w:val="0f1115"/>
-          <w:sz w:val="26"/>
-          <w:szCs w:val="26"/>
-        </w:rPr>
-      </w:pPr>
-      <w:bookmarkStart w:colFirst="0" w:colLast="0" w:name="_qrkv04uuyx9r" w:id="61"/>
-      <w:bookmarkEnd w:id="61"/>
       <w:r>
         <w:rPr>
           <w:b w:val="1"/>
@@ -3644,8 +3857,8 @@
           <w:szCs w:val="26"/>
         </w:rPr>
       </w:pPr>
-      <w:bookmarkStart w:colFirst="0" w:colLast="0" w:name="_kr3l4pjc9lwu" w:id="62"/>
-      <w:bookmarkEnd w:id="62"/>
+      <w:bookmarkStart w:colFirst="0" w:colLast="0" w:name="_kr3l4pjc9lwu" w:id="61"/>
+      <w:bookmarkEnd w:id="61"/>
       <w:r>
         <w:rPr>
           <w:b w:val="1"/>
@@ -3723,9 +3936,11 @@
         <w:shd w:fill="ffffff" w:val="clear"/>
         <w:spacing w:after="240" w:before="240" w:line="458.1818181818182" w:lineRule="auto"/>
         <w:rPr>
-          <w:color w:val="0f1115"/>
-          <w:sz w:val="24"/>
-          <w:szCs w:val="24"/>
+          <w:b w:val="1"/>
+          <w:bCs w:val="1"/>
+          <w:color w:val="0f1115"/>
+          <w:sz w:val="34"/>
+          <w:szCs w:val="34"/>
         </w:rPr>
       </w:pPr>
       <w:r>
@@ -3735,84 +3950,179 @@
       </w:r>
       <w:r>
         <w:rPr>
-          <w:rtl w:val="0"/>
-        </w:rPr>
-      </w:r>
-    </w:p>
-    <w:p>
-      <w:pPr>
-        <w:pStyle w:val="Heading1"/>
-        <w:keepNext w:val="0"/>
-        <w:keepLines w:val="0"/>
-        <w:shd w:fill="ffffff" w:val="clear"/>
-        <w:spacing w:before="480" w:line="458.1818181818182" w:lineRule="auto"/>
-        <w:rPr>
-          <w:b w:val="1"/>
-          <w:bCs w:val="1"/>
-          <w:color w:val="0f1115"/>
-          <w:sz w:val="46"/>
-          <w:szCs w:val="46"/>
-        </w:rPr>
-      </w:pPr>
-      <w:bookmarkStart w:colFirst="0" w:colLast="0" w:name="_amdwtc6lxz47" w:id="63"/>
-      <w:bookmarkEnd w:id="63"/>
-      <w:r>
-        <w:rPr>
-          <w:b w:val="1"/>
-          <w:bCs w:val="1"/>
-          <w:color w:val="0f1115"/>
-          <w:sz w:val="46"/>
-          <w:szCs w:val="46"/>
-          <w:rtl w:val="0"/>
-        </w:rPr>
-        <w:t xml:space="preserve">PART 2/2</w:t>
-      </w:r>
-    </w:p>
-    <w:p>
-      <w:pPr>
-        <w:pStyle w:val="Heading2"/>
-        <w:keepNext w:val="0"/>
-        <w:keepLines w:val="0"/>
-        <w:shd w:fill="ffffff" w:val="clear"/>
-        <w:spacing w:after="80" w:line="458.1818181818182" w:lineRule="auto"/>
-        <w:rPr>
           <w:b w:val="1"/>
           <w:bCs w:val="1"/>
           <w:color w:val="0f1115"/>
           <w:sz w:val="34"/>
           <w:szCs w:val="34"/>
-        </w:rPr>
-      </w:pPr>
-      <w:bookmarkStart w:colFirst="0" w:colLast="0" w:name="_gv0aawgm7pvy" w:id="64"/>
+          <w:rtl w:val="0"/>
+        </w:rPr>
+        <w:t xml:space="preserve">6. Limitation of Liability</w:t>
+      </w:r>
+    </w:p>
+    <w:p>
+      <w:pPr>
+        <w:pStyle w:val="Heading3"/>
+        <w:keepNext w:val="0"/>
+        <w:keepLines w:val="0"/>
+        <w:shd w:fill="ffffff" w:val="clear"/>
+        <w:spacing w:before="280" w:line="458.1818181818182" w:lineRule="auto"/>
+        <w:rPr>
+          <w:b w:val="1"/>
+          <w:bCs w:val="1"/>
+          <w:color w:val="0f1115"/>
+          <w:sz w:val="26"/>
+          <w:szCs w:val="26"/>
+        </w:rPr>
+      </w:pPr>
+      <w:bookmarkStart w:colFirst="0" w:colLast="0" w:name="_s4tiwmiecxcm" w:id="62"/>
+      <w:bookmarkEnd w:id="62"/>
+      <w:r>
+        <w:rPr>
+          <w:b w:val="1"/>
+          <w:bCs w:val="1"/>
+          <w:color w:val="0f1115"/>
+          <w:sz w:val="26"/>
+          <w:szCs w:val="26"/>
+          <w:rtl w:val="0"/>
+        </w:rPr>
+        <w:t xml:space="preserve">6.1 As-Is Basis</w:t>
+      </w:r>
+    </w:p>
+    <w:p>
+      <w:pPr>
+        <w:shd w:fill="ffffff" w:val="clear"/>
+        <w:spacing w:after="240" w:before="240" w:line="458.1818181818182" w:lineRule="auto"/>
+        <w:rPr>
+          <w:color w:val="0f1115"/>
+          <w:sz w:val="24"/>
+          <w:szCs w:val="24"/>
+        </w:rPr>
+      </w:pPr>
+      <w:r>
+        <w:rPr>
+          <w:color w:val="0f1115"/>
+          <w:sz w:val="24"/>
+          <w:szCs w:val="24"/>
+          <w:rtl w:val="0"/>
+        </w:rPr>
+        <w:t xml:space="preserve">The Services are provided “as is” and “as available,” without warranties of any kind, either express or implied. Bettim does not guarantee continuous, error-free, or secure operation of the Services, nor that the Services or data will be free from loss, corruption, attack, or unauthorized access. Bettim does not guarantee that the Services will be available on any particular hardware or devices or that updates will support all previous device models or OS versions. Bettim disclaims all implied warranties of merchantability, fitness for a particular purpose, title, and non-infringement to the fullest extent permitted by law.</w:t>
+      </w:r>
+    </w:p>
+    <w:p>
+      <w:pPr>
+        <w:pStyle w:val="Heading3"/>
+        <w:keepNext w:val="0"/>
+        <w:keepLines w:val="0"/>
+        <w:shd w:fill="ffffff" w:val="clear"/>
+        <w:spacing w:before="280" w:line="458.1818181818182" w:lineRule="auto"/>
+        <w:rPr>
+          <w:b w:val="1"/>
+          <w:bCs w:val="1"/>
+          <w:color w:val="0f1115"/>
+          <w:sz w:val="26"/>
+          <w:szCs w:val="26"/>
+        </w:rPr>
+      </w:pPr>
+      <w:bookmarkStart w:colFirst="0" w:colLast="0" w:name="_ktxn8qp001ft" w:id="63"/>
+      <w:bookmarkEnd w:id="63"/>
+      <w:r>
+        <w:rPr>
+          <w:b w:val="1"/>
+          <w:bCs w:val="1"/>
+          <w:color w:val="0f1115"/>
+          <w:sz w:val="26"/>
+          <w:szCs w:val="26"/>
+          <w:rtl w:val="0"/>
+        </w:rPr>
+        <w:t xml:space="preserve">6.2 Exclusion of Damages</w:t>
+      </w:r>
+    </w:p>
+    <w:p>
+      <w:pPr>
+        <w:shd w:fill="ffffff" w:val="clear"/>
+        <w:spacing w:after="240" w:before="240" w:line="458.1818181818182" w:lineRule="auto"/>
+        <w:rPr>
+          <w:color w:val="0f1115"/>
+          <w:sz w:val="24"/>
+          <w:szCs w:val="24"/>
+        </w:rPr>
+      </w:pPr>
+      <w:r>
+        <w:rPr>
+          <w:color w:val="0f1115"/>
+          <w:sz w:val="24"/>
+          <w:szCs w:val="24"/>
+          <w:rtl w:val="0"/>
+        </w:rPr>
+        <w:t xml:space="preserve">To the maximum extent permitted by law, Bettim shall not be liable for indirect, incidental, consequential, or punitive damages, including loss of data, profits, or revenue, even if Bettim has been advised of the possibility of such damages.</w:t>
+      </w:r>
+    </w:p>
+    <w:p>
+      <w:pPr>
+        <w:pStyle w:val="Heading3"/>
+        <w:keepNext w:val="0"/>
+        <w:keepLines w:val="0"/>
+        <w:shd w:fill="ffffff" w:val="clear"/>
+        <w:spacing w:before="280" w:line="458.1818181818182" w:lineRule="auto"/>
+        <w:rPr>
+          <w:b w:val="1"/>
+          <w:bCs w:val="1"/>
+          <w:color w:val="0f1115"/>
+          <w:sz w:val="26"/>
+          <w:szCs w:val="26"/>
+        </w:rPr>
+      </w:pPr>
+      <w:bookmarkStart w:colFirst="0" w:colLast="0" w:name="_dkbr75tnt69b" w:id="64"/>
       <w:bookmarkEnd w:id="64"/>
       <w:r>
         <w:rPr>
           <w:b w:val="1"/>
           <w:bCs w:val="1"/>
           <w:color w:val="0f1115"/>
-          <w:sz w:val="34"/>
-          <w:szCs w:val="34"/>
-          <w:rtl w:val="0"/>
-        </w:rPr>
-        <w:t xml:space="preserve">6. Limitation of Liability</w:t>
-      </w:r>
-    </w:p>
-    <w:p>
-      <w:pPr>
-        <w:pStyle w:val="Heading3"/>
-        <w:keepNext w:val="0"/>
-        <w:keepLines w:val="0"/>
-        <w:shd w:fill="ffffff" w:val="clear"/>
-        <w:spacing w:before="280" w:line="458.1818181818182" w:lineRule="auto"/>
-        <w:rPr>
-          <w:b w:val="1"/>
-          <w:bCs w:val="1"/>
-          <w:color w:val="0f1115"/>
-          <w:sz w:val="26"/>
-          <w:szCs w:val="26"/>
-        </w:rPr>
-      </w:pPr>
-      <w:bookmarkStart w:colFirst="0" w:colLast="0" w:name="_s4tiwmiecxcm" w:id="65"/>
+          <w:sz w:val="26"/>
+          <w:szCs w:val="26"/>
+          <w:rtl w:val="0"/>
+        </w:rPr>
+        <w:t xml:space="preserve">6.3 Liability Cap</w:t>
+      </w:r>
+    </w:p>
+    <w:p>
+      <w:pPr>
+        <w:shd w:fill="ffffff" w:val="clear"/>
+        <w:spacing w:after="240" w:before="240" w:line="458.1818181818182" w:lineRule="auto"/>
+        <w:rPr>
+          <w:color w:val="0f1115"/>
+          <w:sz w:val="24"/>
+          <w:szCs w:val="24"/>
+        </w:rPr>
+      </w:pPr>
+      <w:r>
+        <w:rPr>
+          <w:color w:val="0f1115"/>
+          <w:sz w:val="24"/>
+          <w:szCs w:val="24"/>
+          <w:rtl w:val="0"/>
+        </w:rPr>
+        <w:t xml:space="preserve">To the maximum extent permitted by law, Bettim’s total aggregate liability shall not exceed the greater of: (a) the total amount you paid to Bettim in the preceding twelve (12) months, or (b) USD $500.</w:t>
+      </w:r>
+    </w:p>
+    <w:p>
+      <w:pPr>
+        <w:pStyle w:val="Heading3"/>
+        <w:keepNext w:val="0"/>
+        <w:keepLines w:val="0"/>
+        <w:shd w:fill="ffffff" w:val="clear"/>
+        <w:spacing w:before="280" w:line="458.1818181818182" w:lineRule="auto"/>
+        <w:rPr>
+          <w:b w:val="1"/>
+          <w:bCs w:val="1"/>
+          <w:color w:val="0f1115"/>
+          <w:sz w:val="26"/>
+          <w:szCs w:val="26"/>
+        </w:rPr>
+      </w:pPr>
+      <w:bookmarkStart w:colFirst="0" w:colLast="0" w:name="_jdh98t7aw5tx" w:id="65"/>
       <w:bookmarkEnd w:id="65"/>
       <w:r>
         <w:rPr>
@@ -3823,45 +4133,45 @@
           <w:szCs w:val="26"/>
           <w:rtl w:val="0"/>
         </w:rPr>
-        <w:t xml:space="preserve">6.1 As-Is Basis</w:t>
-      </w:r>
-    </w:p>
-    <w:p>
-      <w:pPr>
-        <w:shd w:fill="ffffff" w:val="clear"/>
-        <w:spacing w:after="240" w:before="240" w:line="458.1818181818182" w:lineRule="auto"/>
-        <w:rPr>
-          <w:color w:val="0f1115"/>
-          <w:sz w:val="24"/>
-          <w:szCs w:val="24"/>
-        </w:rPr>
-      </w:pPr>
-      <w:r>
-        <w:rPr>
-          <w:color w:val="0f1115"/>
-          <w:sz w:val="24"/>
-          <w:szCs w:val="24"/>
-          <w:rtl w:val="0"/>
-        </w:rPr>
-        <w:t xml:space="preserve">The Services are provided “as is” and “as available,” without warranties of any kind, either express or implied. Bettim does not guarantee continuous, error-free, or secure operation of the Services, nor that the Services or data will be free from loss, corruption, attack, or unauthorized access. Bettim does not guarantee that the Services will be available on any particular hardware or devices or that updates will support all previous device models or OS versions. Bettim disclaims all implied warranties of merchantability, fitness for a particular purpose, title, and non-infringement to the fullest extent permitted by law.</w:t>
-      </w:r>
-    </w:p>
-    <w:p>
-      <w:pPr>
-        <w:pStyle w:val="Heading3"/>
-        <w:keepNext w:val="0"/>
-        <w:keepLines w:val="0"/>
-        <w:shd w:fill="ffffff" w:val="clear"/>
-        <w:spacing w:before="280" w:line="458.1818181818182" w:lineRule="auto"/>
-        <w:rPr>
-          <w:b w:val="1"/>
-          <w:bCs w:val="1"/>
-          <w:color w:val="0f1115"/>
-          <w:sz w:val="26"/>
-          <w:szCs w:val="26"/>
-        </w:rPr>
-      </w:pPr>
-      <w:bookmarkStart w:colFirst="0" w:colLast="0" w:name="_ktxn8qp001ft" w:id="66"/>
+        <w:t xml:space="preserve">6.4 Exceptions</w:t>
+      </w:r>
+    </w:p>
+    <w:p>
+      <w:pPr>
+        <w:shd w:fill="ffffff" w:val="clear"/>
+        <w:spacing w:after="240" w:before="240" w:line="458.1818181818182" w:lineRule="auto"/>
+        <w:rPr>
+          <w:color w:val="0f1115"/>
+          <w:sz w:val="24"/>
+          <w:szCs w:val="24"/>
+        </w:rPr>
+      </w:pPr>
+      <w:r>
+        <w:rPr>
+          <w:color w:val="0f1115"/>
+          <w:sz w:val="24"/>
+          <w:szCs w:val="24"/>
+          <w:rtl w:val="0"/>
+        </w:rPr>
+        <w:t xml:space="preserve">These limitations do not apply to: (a) death or personal injury caused by negligence; (b) fraud or willful misconduct; (c) data protection violations; (d) gross negligence; or (e) any liability that cannot be limited under applicable law.</w:t>
+      </w:r>
+    </w:p>
+    <w:p>
+      <w:pPr>
+        <w:pStyle w:val="Heading3"/>
+        <w:keepNext w:val="0"/>
+        <w:keepLines w:val="0"/>
+        <w:shd w:fill="ffffff" w:val="clear"/>
+        <w:spacing w:before="280" w:line="458.1818181818182" w:lineRule="auto"/>
+        <w:rPr>
+          <w:b w:val="1"/>
+          <w:bCs w:val="1"/>
+          <w:color w:val="0f1115"/>
+          <w:sz w:val="26"/>
+          <w:szCs w:val="26"/>
+        </w:rPr>
+      </w:pPr>
+      <w:bookmarkStart w:colFirst="0" w:colLast="0" w:name="_3xjx5dxkgf92" w:id="66"/>
       <w:bookmarkEnd w:id="66"/>
       <w:r>
         <w:rPr>
@@ -3872,45 +4182,45 @@
           <w:szCs w:val="26"/>
           <w:rtl w:val="0"/>
         </w:rPr>
-        <w:t xml:space="preserve">6.2 Exclusion of Damages</w:t>
-      </w:r>
-    </w:p>
-    <w:p>
-      <w:pPr>
-        <w:shd w:fill="ffffff" w:val="clear"/>
-        <w:spacing w:after="240" w:before="240" w:line="458.1818181818182" w:lineRule="auto"/>
-        <w:rPr>
-          <w:color w:val="0f1115"/>
-          <w:sz w:val="24"/>
-          <w:szCs w:val="24"/>
-        </w:rPr>
-      </w:pPr>
-      <w:r>
-        <w:rPr>
-          <w:color w:val="0f1115"/>
-          <w:sz w:val="24"/>
-          <w:szCs w:val="24"/>
-          <w:rtl w:val="0"/>
-        </w:rPr>
-        <w:t xml:space="preserve">To the maximum extent permitted by law, Bettim shall not be liable for indirect, incidental, consequential, or punitive damages, including loss of data, profits, or revenue, even if Bettim has been advised of the possibility of such damages.</w:t>
-      </w:r>
-    </w:p>
-    <w:p>
-      <w:pPr>
-        <w:pStyle w:val="Heading3"/>
-        <w:keepNext w:val="0"/>
-        <w:keepLines w:val="0"/>
-        <w:shd w:fill="ffffff" w:val="clear"/>
-        <w:spacing w:before="280" w:line="458.1818181818182" w:lineRule="auto"/>
-        <w:rPr>
-          <w:b w:val="1"/>
-          <w:bCs w:val="1"/>
-          <w:color w:val="0f1115"/>
-          <w:sz w:val="26"/>
-          <w:szCs w:val="26"/>
-        </w:rPr>
-      </w:pPr>
-      <w:bookmarkStart w:colFirst="0" w:colLast="0" w:name="_dkbr75tnt69b" w:id="67"/>
+        <w:t xml:space="preserve">6.5 State-Specific Rights</w:t>
+      </w:r>
+    </w:p>
+    <w:p>
+      <w:pPr>
+        <w:shd w:fill="ffffff" w:val="clear"/>
+        <w:spacing w:after="240" w:before="240" w:line="458.1818181818182" w:lineRule="auto"/>
+        <w:rPr>
+          <w:color w:val="0f1115"/>
+          <w:sz w:val="24"/>
+          <w:szCs w:val="24"/>
+        </w:rPr>
+      </w:pPr>
+      <w:r>
+        <w:rPr>
+          <w:color w:val="0f1115"/>
+          <w:sz w:val="24"/>
+          <w:szCs w:val="24"/>
+          <w:rtl w:val="0"/>
+        </w:rPr>
+        <w:t xml:space="preserve">Some jurisdictions do not allow certain liability exclusions. If such laws apply, parts of this section may not apply to you.</w:t>
+      </w:r>
+    </w:p>
+    <w:p>
+      <w:pPr>
+        <w:pStyle w:val="Heading3"/>
+        <w:keepNext w:val="0"/>
+        <w:keepLines w:val="0"/>
+        <w:shd w:fill="ffffff" w:val="clear"/>
+        <w:spacing w:before="280" w:line="458.1818181818182" w:lineRule="auto"/>
+        <w:rPr>
+          <w:b w:val="1"/>
+          <w:bCs w:val="1"/>
+          <w:color w:val="0f1115"/>
+          <w:sz w:val="26"/>
+          <w:szCs w:val="26"/>
+        </w:rPr>
+      </w:pPr>
+      <w:bookmarkStart w:colFirst="0" w:colLast="0" w:name="_k52yxaw6xy07" w:id="67"/>
       <w:bookmarkEnd w:id="67"/>
       <w:r>
         <w:rPr>
@@ -3921,45 +4231,45 @@
           <w:szCs w:val="26"/>
           <w:rtl w:val="0"/>
         </w:rPr>
-        <w:t xml:space="preserve">6.3 Liability Cap</w:t>
-      </w:r>
-    </w:p>
-    <w:p>
-      <w:pPr>
-        <w:shd w:fill="ffffff" w:val="clear"/>
-        <w:spacing w:after="240" w:before="240" w:line="458.1818181818182" w:lineRule="auto"/>
-        <w:rPr>
-          <w:color w:val="0f1115"/>
-          <w:sz w:val="24"/>
-          <w:szCs w:val="24"/>
-        </w:rPr>
-      </w:pPr>
-      <w:r>
-        <w:rPr>
-          <w:color w:val="0f1115"/>
-          <w:sz w:val="24"/>
-          <w:szCs w:val="24"/>
-          <w:rtl w:val="0"/>
-        </w:rPr>
-        <w:t xml:space="preserve">To the maximum extent permitted by law, Bettim’s total aggregate liability shall not exceed the greater of: (a) the total amount you paid to Bettim in the preceding twelve (12) months, or (b) USD $500.</w:t>
-      </w:r>
-    </w:p>
-    <w:p>
-      <w:pPr>
-        <w:pStyle w:val="Heading3"/>
-        <w:keepNext w:val="0"/>
-        <w:keepLines w:val="0"/>
-        <w:shd w:fill="ffffff" w:val="clear"/>
-        <w:spacing w:before="280" w:line="458.1818181818182" w:lineRule="auto"/>
-        <w:rPr>
-          <w:b w:val="1"/>
-          <w:bCs w:val="1"/>
-          <w:color w:val="0f1115"/>
-          <w:sz w:val="26"/>
-          <w:szCs w:val="26"/>
-        </w:rPr>
-      </w:pPr>
-      <w:bookmarkStart w:colFirst="0" w:colLast="0" w:name="_jdh98t7aw5tx" w:id="68"/>
+        <w:t xml:space="preserve">6.6 Basis of the Bargain</w:t>
+      </w:r>
+    </w:p>
+    <w:p>
+      <w:pPr>
+        <w:shd w:fill="ffffff" w:val="clear"/>
+        <w:spacing w:after="240" w:before="240" w:line="458.1818181818182" w:lineRule="auto"/>
+        <w:rPr>
+          <w:color w:val="0f1115"/>
+          <w:sz w:val="24"/>
+          <w:szCs w:val="24"/>
+        </w:rPr>
+      </w:pPr>
+      <w:r>
+        <w:rPr>
+          <w:color w:val="0f1115"/>
+          <w:sz w:val="24"/>
+          <w:szCs w:val="24"/>
+          <w:rtl w:val="0"/>
+        </w:rPr>
+        <w:t xml:space="preserve">You acknowledge these limitations are a fundamental part of this agreement.</w:t>
+      </w:r>
+    </w:p>
+    <w:p>
+      <w:pPr>
+        <w:pStyle w:val="Heading3"/>
+        <w:keepNext w:val="0"/>
+        <w:keepLines w:val="0"/>
+        <w:shd w:fill="ffffff" w:val="clear"/>
+        <w:spacing w:before="280" w:line="458.1818181818182" w:lineRule="auto"/>
+        <w:rPr>
+          <w:b w:val="1"/>
+          <w:bCs w:val="1"/>
+          <w:color w:val="0f1115"/>
+          <w:sz w:val="26"/>
+          <w:szCs w:val="26"/>
+        </w:rPr>
+      </w:pPr>
+      <w:bookmarkStart w:colFirst="0" w:colLast="0" w:name="_l2zr30ir3u2w" w:id="68"/>
       <w:bookmarkEnd w:id="68"/>
       <w:r>
         <w:rPr>
@@ -3970,193 +4280,46 @@
           <w:szCs w:val="26"/>
           <w:rtl w:val="0"/>
         </w:rPr>
-        <w:t xml:space="preserve">6.4 Exceptions</w:t>
-      </w:r>
-    </w:p>
-    <w:p>
-      <w:pPr>
-        <w:shd w:fill="ffffff" w:val="clear"/>
-        <w:spacing w:after="240" w:before="240" w:line="458.1818181818182" w:lineRule="auto"/>
-        <w:rPr>
-          <w:color w:val="0f1115"/>
-          <w:sz w:val="24"/>
-          <w:szCs w:val="24"/>
-        </w:rPr>
-      </w:pPr>
-      <w:r>
-        <w:rPr>
-          <w:color w:val="0f1115"/>
-          <w:sz w:val="24"/>
-          <w:szCs w:val="24"/>
-          <w:rtl w:val="0"/>
-        </w:rPr>
-        <w:t xml:space="preserve">These limitations do not apply to: (a) death or personal injury caused by negligence; (b) fraud or willful misconduct; (c) data protection violations; (d) gross negligence; or (e) any liability that cannot be limited under applicable law.</w:t>
-      </w:r>
-    </w:p>
-    <w:p>
-      <w:pPr>
-        <w:pStyle w:val="Heading3"/>
-        <w:keepNext w:val="0"/>
-        <w:keepLines w:val="0"/>
-        <w:shd w:fill="ffffff" w:val="clear"/>
-        <w:spacing w:before="280" w:line="458.1818181818182" w:lineRule="auto"/>
-        <w:rPr>
-          <w:b w:val="1"/>
-          <w:bCs w:val="1"/>
-          <w:color w:val="0f1115"/>
-          <w:sz w:val="26"/>
-          <w:szCs w:val="26"/>
-        </w:rPr>
-      </w:pPr>
-      <w:bookmarkStart w:colFirst="0" w:colLast="0" w:name="_3xjx5dxkgf92" w:id="69"/>
+        <w:t xml:space="preserve">6.7 Severability of Limitations</w:t>
+      </w:r>
+    </w:p>
+    <w:p>
+      <w:pPr>
+        <w:shd w:fill="ffffff" w:val="clear"/>
+        <w:spacing w:after="240" w:before="240" w:line="458.1818181818182" w:lineRule="auto"/>
+        <w:rPr>
+          <w:color w:val="0f1115"/>
+          <w:sz w:val="24"/>
+          <w:szCs w:val="24"/>
+        </w:rPr>
+      </w:pPr>
+      <w:r>
+        <w:rPr>
+          <w:color w:val="0f1115"/>
+          <w:sz w:val="24"/>
+          <w:szCs w:val="24"/>
+          <w:rtl w:val="0"/>
+        </w:rPr>
+        <w:t xml:space="preserve">Each limitation and exclusion of liability in this Section 6 applies independently. If any limitation is found unenforceable, the remaining limitations shall remain in full force to the maximum extent permitted by law.</w:t>
+      </w:r>
+    </w:p>
+    <w:p>
+      <w:pPr>
+        <w:pStyle w:val="Heading3"/>
+        <w:keepNext w:val="0"/>
+        <w:keepLines w:val="0"/>
+        <w:shd w:fill="ffffff" w:val="clear"/>
+        <w:spacing w:before="280" w:line="458.1818181818182" w:lineRule="auto"/>
+        <w:rPr>
+          <w:b w:val="1"/>
+          <w:bCs w:val="1"/>
+          <w:color w:val="0f1115"/>
+          <w:sz w:val="26"/>
+          <w:szCs w:val="26"/>
+        </w:rPr>
+      </w:pPr>
+      <w:bookmarkStart w:colFirst="0" w:colLast="0" w:name="_ecufk52b2n0g" w:id="69"/>
       <w:bookmarkEnd w:id="69"/>
-      <w:r>
-        <w:rPr>
-          <w:b w:val="1"/>
-          <w:bCs w:val="1"/>
-          <w:color w:val="0f1115"/>
-          <w:sz w:val="26"/>
-          <w:szCs w:val="26"/>
-          <w:rtl w:val="0"/>
-        </w:rPr>
-        <w:t xml:space="preserve">6.5 State-Specific Rights</w:t>
-      </w:r>
-    </w:p>
-    <w:p>
-      <w:pPr>
-        <w:shd w:fill="ffffff" w:val="clear"/>
-        <w:spacing w:after="240" w:before="240" w:line="458.1818181818182" w:lineRule="auto"/>
-        <w:rPr>
-          <w:color w:val="0f1115"/>
-          <w:sz w:val="24"/>
-          <w:szCs w:val="24"/>
-        </w:rPr>
-      </w:pPr>
-      <w:r>
-        <w:rPr>
-          <w:color w:val="0f1115"/>
-          <w:sz w:val="24"/>
-          <w:szCs w:val="24"/>
-          <w:rtl w:val="0"/>
-        </w:rPr>
-        <w:t xml:space="preserve">Some jurisdictions do not allow certain liability exclusions. If such laws apply, parts of this section may not apply to you.</w:t>
-      </w:r>
-    </w:p>
-    <w:p>
-      <w:pPr>
-        <w:pStyle w:val="Heading3"/>
-        <w:keepNext w:val="0"/>
-        <w:keepLines w:val="0"/>
-        <w:shd w:fill="ffffff" w:val="clear"/>
-        <w:spacing w:before="280" w:line="458.1818181818182" w:lineRule="auto"/>
-        <w:rPr>
-          <w:b w:val="1"/>
-          <w:bCs w:val="1"/>
-          <w:color w:val="0f1115"/>
-          <w:sz w:val="26"/>
-          <w:szCs w:val="26"/>
-        </w:rPr>
-      </w:pPr>
-      <w:bookmarkStart w:colFirst="0" w:colLast="0" w:name="_k52yxaw6xy07" w:id="70"/>
-      <w:bookmarkEnd w:id="70"/>
-      <w:r>
-        <w:rPr>
-          <w:b w:val="1"/>
-          <w:bCs w:val="1"/>
-          <w:color w:val="0f1115"/>
-          <w:sz w:val="26"/>
-          <w:szCs w:val="26"/>
-          <w:rtl w:val="0"/>
-        </w:rPr>
-        <w:t xml:space="preserve">6.6 Basis of the Bargain</w:t>
-      </w:r>
-    </w:p>
-    <w:p>
-      <w:pPr>
-        <w:shd w:fill="ffffff" w:val="clear"/>
-        <w:spacing w:after="240" w:before="240" w:line="458.1818181818182" w:lineRule="auto"/>
-        <w:rPr>
-          <w:color w:val="0f1115"/>
-          <w:sz w:val="24"/>
-          <w:szCs w:val="24"/>
-        </w:rPr>
-      </w:pPr>
-      <w:r>
-        <w:rPr>
-          <w:color w:val="0f1115"/>
-          <w:sz w:val="24"/>
-          <w:szCs w:val="24"/>
-          <w:rtl w:val="0"/>
-        </w:rPr>
-        <w:t xml:space="preserve">You acknowledge these limitations are a fundamental part of this agreement.</w:t>
-      </w:r>
-    </w:p>
-    <w:p>
-      <w:pPr>
-        <w:pStyle w:val="Heading3"/>
-        <w:keepNext w:val="0"/>
-        <w:keepLines w:val="0"/>
-        <w:shd w:fill="ffffff" w:val="clear"/>
-        <w:spacing w:before="280" w:line="458.1818181818182" w:lineRule="auto"/>
-        <w:rPr>
-          <w:b w:val="1"/>
-          <w:bCs w:val="1"/>
-          <w:color w:val="0f1115"/>
-          <w:sz w:val="26"/>
-          <w:szCs w:val="26"/>
-        </w:rPr>
-      </w:pPr>
-      <w:bookmarkStart w:colFirst="0" w:colLast="0" w:name="_l2zr30ir3u2w" w:id="71"/>
-      <w:bookmarkEnd w:id="71"/>
-      <w:r>
-        <w:rPr>
-          <w:b w:val="1"/>
-          <w:bCs w:val="1"/>
-          <w:color w:val="0f1115"/>
-          <w:sz w:val="26"/>
-          <w:szCs w:val="26"/>
-          <w:rtl w:val="0"/>
-        </w:rPr>
-        <w:t xml:space="preserve">6.7 Severability of Limitations</w:t>
-      </w:r>
-    </w:p>
-    <w:p>
-      <w:pPr>
-        <w:shd w:fill="ffffff" w:val="clear"/>
-        <w:spacing w:after="240" w:before="240" w:line="458.1818181818182" w:lineRule="auto"/>
-        <w:rPr>
-          <w:color w:val="0f1115"/>
-          <w:sz w:val="24"/>
-          <w:szCs w:val="24"/>
-        </w:rPr>
-      </w:pPr>
-      <w:r>
-        <w:rPr>
-          <w:color w:val="0f1115"/>
-          <w:sz w:val="24"/>
-          <w:szCs w:val="24"/>
-          <w:rtl w:val="0"/>
-        </w:rPr>
-        <w:t xml:space="preserve">Each limitation and exclusion of liability in this Section 6 applies independently. If any limitation is found unenforceable, the remaining limitations shall remain in full force to the maximum extent permitted by law.</w:t>
-      </w:r>
-    </w:p>
-    <w:p>
-      <w:pPr>
-        <w:pStyle w:val="Heading3"/>
-        <w:keepNext w:val="0"/>
-        <w:keepLines w:val="0"/>
-        <w:shd w:fill="ffffff" w:val="clear"/>
-        <w:spacing w:before="280" w:line="458.1818181818182" w:lineRule="auto"/>
-        <w:rPr>
-          <w:b w:val="1"/>
-          <w:bCs w:val="1"/>
-          <w:color w:val="0f1115"/>
-          <w:sz w:val="26"/>
-          <w:szCs w:val="26"/>
-        </w:rPr>
-      </w:pPr>
-      <w:bookmarkStart w:colFirst="0" w:colLast="0" w:name="_ecufk52b2n0g" w:id="72"/>
-      <w:bookmarkEnd w:id="72"/>
       <w:r>
         <w:rPr>
           <w:b w:val="1"/>
@@ -4225,8 +4388,8 @@
           <w:szCs w:val="34"/>
         </w:rPr>
       </w:pPr>
-      <w:bookmarkStart w:colFirst="0" w:colLast="0" w:name="_bbsv10ja6tkr" w:id="73"/>
-      <w:bookmarkEnd w:id="73"/>
+      <w:bookmarkStart w:colFirst="0" w:colLast="0" w:name="_bbsv10ja6tkr" w:id="70"/>
+      <w:bookmarkEnd w:id="70"/>
       <w:r>
         <w:rPr>
           <w:b w:val="1"/>
@@ -4254,7 +4417,154 @@
           <w:szCs w:val="26"/>
         </w:rPr>
       </w:pPr>
-      <w:bookmarkStart w:colFirst="0" w:colLast="0" w:name="_8r5712uszogr" w:id="74"/>
+      <w:bookmarkStart w:colFirst="0" w:colLast="0" w:name="_8r5712uszogr" w:id="71"/>
+      <w:bookmarkEnd w:id="71"/>
+      <w:r>
+        <w:rPr>
+          <w:b w:val="1"/>
+          <w:bCs w:val="1"/>
+          <w:color w:val="0f1115"/>
+          <w:sz w:val="26"/>
+          <w:szCs w:val="26"/>
+          <w:rtl w:val="0"/>
+        </w:rPr>
+        <w:t xml:space="preserve">7.1 Right to Terminate</w:t>
+      </w:r>
+    </w:p>
+    <w:p>
+      <w:pPr>
+        <w:shd w:fill="ffffff" w:val="clear"/>
+        <w:spacing w:after="240" w:before="240" w:line="458.1818181818182" w:lineRule="auto"/>
+        <w:rPr>
+          <w:color w:val="0f1115"/>
+          <w:sz w:val="24"/>
+          <w:szCs w:val="24"/>
+        </w:rPr>
+      </w:pPr>
+      <w:r>
+        <w:rPr>
+          <w:color w:val="0f1115"/>
+          <w:sz w:val="24"/>
+          <w:szCs w:val="24"/>
+          <w:rtl w:val="0"/>
+        </w:rPr>
+        <w:t xml:space="preserve">Bettim may suspend or terminate any account that violates these Terms, including engaging in any prohibited activities under Section 3.4. Termination may occur without prior notice if deemed necessary to protect the integrity of the platform or comply with legal requirements.</w:t>
+      </w:r>
+    </w:p>
+    <w:p>
+      <w:pPr>
+        <w:pStyle w:val="Heading3"/>
+        <w:keepNext w:val="0"/>
+        <w:keepLines w:val="0"/>
+        <w:shd w:fill="ffffff" w:val="clear"/>
+        <w:spacing w:before="280" w:line="458.1818181818182" w:lineRule="auto"/>
+        <w:rPr>
+          <w:b w:val="1"/>
+          <w:bCs w:val="1"/>
+          <w:color w:val="0f1115"/>
+          <w:sz w:val="26"/>
+          <w:szCs w:val="26"/>
+        </w:rPr>
+      </w:pPr>
+      <w:bookmarkStart w:colFirst="0" w:colLast="0" w:name="_kksg93ecv3kt" w:id="72"/>
+      <w:bookmarkEnd w:id="72"/>
+      <w:r>
+        <w:rPr>
+          <w:b w:val="1"/>
+          <w:bCs w:val="1"/>
+          <w:color w:val="0f1115"/>
+          <w:sz w:val="26"/>
+          <w:szCs w:val="26"/>
+          <w:rtl w:val="0"/>
+        </w:rPr>
+        <w:t xml:space="preserve">7.2 Forfeiture</w:t>
+      </w:r>
+    </w:p>
+    <w:p>
+      <w:pPr>
+        <w:shd w:fill="ffffff" w:val="clear"/>
+        <w:spacing w:after="240" w:before="240" w:line="458.1818181818182" w:lineRule="auto"/>
+        <w:rPr>
+          <w:color w:val="0f1115"/>
+          <w:sz w:val="24"/>
+          <w:szCs w:val="24"/>
+        </w:rPr>
+      </w:pPr>
+      <w:r>
+        <w:rPr>
+          <w:color w:val="0f1115"/>
+          <w:sz w:val="24"/>
+          <w:szCs w:val="24"/>
+          <w:rtl w:val="0"/>
+        </w:rPr>
+        <w:t xml:space="preserve">Upon termination, all Coins, balances, and digital assets are forfeited without refund or compensation. Users acknowledge that virtual items and Coins have no cash value, and termination extinguishes any associated licenses.</w:t>
+      </w:r>
+    </w:p>
+    <w:p>
+      <w:pPr>
+        <w:pStyle w:val="Heading3"/>
+        <w:keepNext w:val="0"/>
+        <w:keepLines w:val="0"/>
+        <w:shd w:fill="ffffff" w:val="clear"/>
+        <w:spacing w:before="280" w:line="458.1818181818182" w:lineRule="auto"/>
+        <w:rPr>
+          <w:b w:val="1"/>
+          <w:bCs w:val="1"/>
+          <w:color w:val="0f1115"/>
+          <w:sz w:val="26"/>
+          <w:szCs w:val="26"/>
+        </w:rPr>
+      </w:pPr>
+      <w:bookmarkStart w:colFirst="0" w:colLast="0" w:name="_4sddt3lm6by" w:id="73"/>
+      <w:bookmarkEnd w:id="73"/>
+      <w:r>
+        <w:rPr>
+          <w:b w:val="1"/>
+          <w:bCs w:val="1"/>
+          <w:color w:val="0f1115"/>
+          <w:sz w:val="26"/>
+          <w:szCs w:val="26"/>
+          <w:rtl w:val="0"/>
+        </w:rPr>
+        <w:t xml:space="preserve">7.3 Inactive Accounts</w:t>
+      </w:r>
+    </w:p>
+    <w:p>
+      <w:pPr>
+        <w:shd w:fill="ffffff" w:val="clear"/>
+        <w:spacing w:after="240" w:before="240" w:line="458.1818181818182" w:lineRule="auto"/>
+        <w:rPr>
+          <w:color w:val="0f1115"/>
+          <w:sz w:val="24"/>
+          <w:szCs w:val="24"/>
+        </w:rPr>
+      </w:pPr>
+      <w:r>
+        <w:rPr>
+          <w:color w:val="0f1115"/>
+          <w:sz w:val="24"/>
+          <w:szCs w:val="24"/>
+          <w:rtl w:val="0"/>
+        </w:rPr>
+        <w:t xml:space="preserve">Accounts inactive for 36 consecutive months may be deemed dormant. Bettim will attempt to notify you at least 90 days before closure via the contact information associated with your Account. Where required by law, unclaimed property may be reported or remitted to the appropriate authority.</w:t>
+      </w:r>
+    </w:p>
+    <w:p>
+      <w:pPr>
+        <w:pStyle w:val="Heading3"/>
+        <w:keepNext w:val="0"/>
+        <w:keepLines w:val="0"/>
+        <w:shd w:fill="ffffff" w:val="clear"/>
+        <w:spacing w:before="280" w:line="458.1818181818182" w:lineRule="auto"/>
+        <w:rPr>
+          <w:b w:val="1"/>
+          <w:bCs w:val="1"/>
+          <w:color w:val="0f1115"/>
+          <w:sz w:val="26"/>
+          <w:szCs w:val="26"/>
+        </w:rPr>
+      </w:pPr>
+      <w:bookmarkStart w:colFirst="0" w:colLast="0" w:name="_580kr2xvr7zs" w:id="74"/>
       <w:bookmarkEnd w:id="74"/>
       <w:r>
         <w:rPr>
@@ -4265,193 +4575,46 @@
           <w:szCs w:val="26"/>
           <w:rtl w:val="0"/>
         </w:rPr>
-        <w:t xml:space="preserve">7.1 Right to Terminate</w:t>
-      </w:r>
-    </w:p>
-    <w:p>
-      <w:pPr>
-        <w:shd w:fill="ffffff" w:val="clear"/>
-        <w:spacing w:after="240" w:before="240" w:line="458.1818181818182" w:lineRule="auto"/>
-        <w:rPr>
-          <w:color w:val="0f1115"/>
-          <w:sz w:val="24"/>
-          <w:szCs w:val="24"/>
-        </w:rPr>
-      </w:pPr>
-      <w:r>
-        <w:rPr>
-          <w:color w:val="0f1115"/>
-          <w:sz w:val="24"/>
-          <w:szCs w:val="24"/>
-          <w:rtl w:val="0"/>
-        </w:rPr>
-        <w:t xml:space="preserve">Bettim may suspend or terminate any account that violates these Terms, including engaging in any prohibited activities under Section 3.4. Termination may occur without prior notice if deemed necessary to protect the integrity of the platform or comply with legal requirements.</w:t>
-      </w:r>
-    </w:p>
-    <w:p>
-      <w:pPr>
-        <w:pStyle w:val="Heading3"/>
-        <w:keepNext w:val="0"/>
-        <w:keepLines w:val="0"/>
-        <w:shd w:fill="ffffff" w:val="clear"/>
-        <w:spacing w:before="280" w:line="458.1818181818182" w:lineRule="auto"/>
-        <w:rPr>
-          <w:b w:val="1"/>
-          <w:bCs w:val="1"/>
-          <w:color w:val="0f1115"/>
-          <w:sz w:val="26"/>
-          <w:szCs w:val="26"/>
-        </w:rPr>
-      </w:pPr>
-      <w:bookmarkStart w:colFirst="0" w:colLast="0" w:name="_kksg93ecv3kt" w:id="75"/>
+        <w:t xml:space="preserve">7.3c Unclaimed Property Compliance</w:t>
+      </w:r>
+    </w:p>
+    <w:p>
+      <w:pPr>
+        <w:shd w:fill="ffffff" w:val="clear"/>
+        <w:spacing w:after="240" w:before="240" w:line="458.1818181818182" w:lineRule="auto"/>
+        <w:rPr>
+          <w:color w:val="0f1115"/>
+          <w:sz w:val="24"/>
+          <w:szCs w:val="24"/>
+        </w:rPr>
+      </w:pPr>
+      <w:r>
+        <w:rPr>
+          <w:color w:val="0f1115"/>
+          <w:sz w:val="24"/>
+          <w:szCs w:val="24"/>
+          <w:rtl w:val="0"/>
+        </w:rPr>
+        <w:t xml:space="preserve">Accounts inactive for 36 consecutive months may be closed after at least 90 days’ notice. Upon closure, all virtual currency and digital items are forfeited and have no cash redemption value. Where applicable state law treats dormant virtual currency as reportable property despite the lack of cash value, Bettim will comply with any required reporting obligations. Nothing in this Section creates any right to cash redemption or conversion of virtual currency. Nothing in this Section shall be construed to create any fiduciary relationship between Bettim and users.</w:t>
+      </w:r>
+    </w:p>
+    <w:p>
+      <w:pPr>
+        <w:pStyle w:val="Heading3"/>
+        <w:keepNext w:val="0"/>
+        <w:keepLines w:val="0"/>
+        <w:shd w:fill="ffffff" w:val="clear"/>
+        <w:spacing w:before="280" w:line="458.1818181818182" w:lineRule="auto"/>
+        <w:rPr>
+          <w:b w:val="1"/>
+          <w:bCs w:val="1"/>
+          <w:color w:val="0f1115"/>
+          <w:sz w:val="26"/>
+          <w:szCs w:val="26"/>
+        </w:rPr>
+      </w:pPr>
+      <w:bookmarkStart w:colFirst="0" w:colLast="0" w:name="_kg63cg6t1486" w:id="75"/>
       <w:bookmarkEnd w:id="75"/>
-      <w:r>
-        <w:rPr>
-          <w:b w:val="1"/>
-          <w:bCs w:val="1"/>
-          <w:color w:val="0f1115"/>
-          <w:sz w:val="26"/>
-          <w:szCs w:val="26"/>
-          <w:rtl w:val="0"/>
-        </w:rPr>
-        <w:t xml:space="preserve">7.2 Forfeiture</w:t>
-      </w:r>
-    </w:p>
-    <w:p>
-      <w:pPr>
-        <w:shd w:fill="ffffff" w:val="clear"/>
-        <w:spacing w:after="240" w:before="240" w:line="458.1818181818182" w:lineRule="auto"/>
-        <w:rPr>
-          <w:color w:val="0f1115"/>
-          <w:sz w:val="24"/>
-          <w:szCs w:val="24"/>
-        </w:rPr>
-      </w:pPr>
-      <w:r>
-        <w:rPr>
-          <w:color w:val="0f1115"/>
-          <w:sz w:val="24"/>
-          <w:szCs w:val="24"/>
-          <w:rtl w:val="0"/>
-        </w:rPr>
-        <w:t xml:space="preserve">Upon termination, all Coins, balances, and digital assets are forfeited without refund or compensation. Users acknowledge that virtual items and Coins have no cash value, and termination extinguishes any associated licenses.</w:t>
-      </w:r>
-    </w:p>
-    <w:p>
-      <w:pPr>
-        <w:pStyle w:val="Heading3"/>
-        <w:keepNext w:val="0"/>
-        <w:keepLines w:val="0"/>
-        <w:shd w:fill="ffffff" w:val="clear"/>
-        <w:spacing w:before="280" w:line="458.1818181818182" w:lineRule="auto"/>
-        <w:rPr>
-          <w:b w:val="1"/>
-          <w:bCs w:val="1"/>
-          <w:color w:val="0f1115"/>
-          <w:sz w:val="26"/>
-          <w:szCs w:val="26"/>
-        </w:rPr>
-      </w:pPr>
-      <w:bookmarkStart w:colFirst="0" w:colLast="0" w:name="_4sddt3lm6by" w:id="76"/>
-      <w:bookmarkEnd w:id="76"/>
-      <w:r>
-        <w:rPr>
-          <w:b w:val="1"/>
-          <w:bCs w:val="1"/>
-          <w:color w:val="0f1115"/>
-          <w:sz w:val="26"/>
-          <w:szCs w:val="26"/>
-          <w:rtl w:val="0"/>
-        </w:rPr>
-        <w:t xml:space="preserve">7.3 Inactive Accounts</w:t>
-      </w:r>
-    </w:p>
-    <w:p>
-      <w:pPr>
-        <w:shd w:fill="ffffff" w:val="clear"/>
-        <w:spacing w:after="240" w:before="240" w:line="458.1818181818182" w:lineRule="auto"/>
-        <w:rPr>
-          <w:color w:val="0f1115"/>
-          <w:sz w:val="24"/>
-          <w:szCs w:val="24"/>
-        </w:rPr>
-      </w:pPr>
-      <w:r>
-        <w:rPr>
-          <w:color w:val="0f1115"/>
-          <w:sz w:val="24"/>
-          <w:szCs w:val="24"/>
-          <w:rtl w:val="0"/>
-        </w:rPr>
-        <w:t xml:space="preserve">Accounts inactive for 36 consecutive months may be deemed dormant. Bettim will attempt to notify you at least 90 days before closure via the contact information associated with your Account. Where required by law, unclaimed property may be reported or remitted to the appropriate authority.</w:t>
-      </w:r>
-    </w:p>
-    <w:p>
-      <w:pPr>
-        <w:pStyle w:val="Heading3"/>
-        <w:keepNext w:val="0"/>
-        <w:keepLines w:val="0"/>
-        <w:shd w:fill="ffffff" w:val="clear"/>
-        <w:spacing w:before="280" w:line="458.1818181818182" w:lineRule="auto"/>
-        <w:rPr>
-          <w:b w:val="1"/>
-          <w:bCs w:val="1"/>
-          <w:color w:val="0f1115"/>
-          <w:sz w:val="26"/>
-          <w:szCs w:val="26"/>
-        </w:rPr>
-      </w:pPr>
-      <w:bookmarkStart w:colFirst="0" w:colLast="0" w:name="_580kr2xvr7zs" w:id="77"/>
-      <w:bookmarkEnd w:id="77"/>
-      <w:r>
-        <w:rPr>
-          <w:b w:val="1"/>
-          <w:bCs w:val="1"/>
-          <w:color w:val="0f1115"/>
-          <w:sz w:val="26"/>
-          <w:szCs w:val="26"/>
-          <w:rtl w:val="0"/>
-        </w:rPr>
-        <w:t xml:space="preserve">7.3c Unclaimed Property Compliance</w:t>
-      </w:r>
-    </w:p>
-    <w:p>
-      <w:pPr>
-        <w:shd w:fill="ffffff" w:val="clear"/>
-        <w:spacing w:after="240" w:before="240" w:line="458.1818181818182" w:lineRule="auto"/>
-        <w:rPr>
-          <w:color w:val="0f1115"/>
-          <w:sz w:val="24"/>
-          <w:szCs w:val="24"/>
-        </w:rPr>
-      </w:pPr>
-      <w:r>
-        <w:rPr>
-          <w:color w:val="0f1115"/>
-          <w:sz w:val="24"/>
-          <w:szCs w:val="24"/>
-          <w:rtl w:val="0"/>
-        </w:rPr>
-        <w:t xml:space="preserve">Accounts inactive for 36 consecutive months may be closed after at least 90 days’ notice. Upon closure, all virtual currency and digital items are forfeited and have no cash redemption value. Where applicable state law treats dormant virtual currency as reportable property despite the lack of cash value, Bettim will comply with any required reporting obligations. Nothing in this Section creates any right to cash redemption or conversion of virtual currency. Nothing in this Section shall be construed to create any fiduciary relationship between Bettim and users.</w:t>
-      </w:r>
-    </w:p>
-    <w:p>
-      <w:pPr>
-        <w:pStyle w:val="Heading3"/>
-        <w:keepNext w:val="0"/>
-        <w:keepLines w:val="0"/>
-        <w:shd w:fill="ffffff" w:val="clear"/>
-        <w:spacing w:before="280" w:line="458.1818181818182" w:lineRule="auto"/>
-        <w:rPr>
-          <w:b w:val="1"/>
-          <w:bCs w:val="1"/>
-          <w:color w:val="0f1115"/>
-          <w:sz w:val="26"/>
-          <w:szCs w:val="26"/>
-        </w:rPr>
-      </w:pPr>
-      <w:bookmarkStart w:colFirst="0" w:colLast="0" w:name="_kg63cg6t1486" w:id="78"/>
-      <w:bookmarkEnd w:id="78"/>
       <w:r>
         <w:rPr>
           <w:b w:val="1"/>
@@ -4501,8 +4664,8 @@
           <w:szCs w:val="26"/>
         </w:rPr>
       </w:pPr>
-      <w:bookmarkStart w:colFirst="0" w:colLast="0" w:name="_kqe3glb6k83o" w:id="79"/>
-      <w:bookmarkEnd w:id="79"/>
+      <w:bookmarkStart w:colFirst="0" w:colLast="0" w:name="_kqe3glb6k83o" w:id="76"/>
+      <w:bookmarkEnd w:id="76"/>
       <w:r>
         <w:rPr>
           <w:b w:val="1"/>
@@ -4550,8 +4713,8 @@
           <w:szCs w:val="26"/>
         </w:rPr>
       </w:pPr>
-      <w:bookmarkStart w:colFirst="0" w:colLast="0" w:name="_wxstgasx9qxo" w:id="80"/>
-      <w:bookmarkEnd w:id="80"/>
+      <w:bookmarkStart w:colFirst="0" w:colLast="0" w:name="_wxstgasx9qxo" w:id="77"/>
+      <w:bookmarkEnd w:id="77"/>
       <w:r>
         <w:rPr>
           <w:b w:val="1"/>
@@ -4620,8 +4783,8 @@
           <w:szCs w:val="34"/>
         </w:rPr>
       </w:pPr>
-      <w:bookmarkStart w:colFirst="0" w:colLast="0" w:name="_t9p13xrpx2d0" w:id="81"/>
-      <w:bookmarkEnd w:id="81"/>
+      <w:bookmarkStart w:colFirst="0" w:colLast="0" w:name="_t9p13xrpx2d0" w:id="78"/>
+      <w:bookmarkEnd w:id="78"/>
       <w:r>
         <w:rPr>
           <w:b w:val="1"/>
@@ -4649,7 +4812,194 @@
           <w:szCs w:val="26"/>
         </w:rPr>
       </w:pPr>
-      <w:bookmarkStart w:colFirst="0" w:colLast="0" w:name="_bnxgl5n4lcs" w:id="82"/>
+      <w:bookmarkStart w:colFirst="0" w:colLast="0" w:name="_bnxgl5n4lcs" w:id="79"/>
+      <w:bookmarkEnd w:id="79"/>
+      <w:r>
+        <w:rPr>
+          <w:b w:val="1"/>
+          <w:bCs w:val="1"/>
+          <w:color w:val="0f1115"/>
+          <w:sz w:val="26"/>
+          <w:szCs w:val="26"/>
+          <w:rtl w:val="0"/>
+        </w:rPr>
+        <w:t xml:space="preserve">8.1 Indemnification</w:t>
+      </w:r>
+    </w:p>
+    <w:p>
+      <w:pPr>
+        <w:shd w:fill="ffffff" w:val="clear"/>
+        <w:spacing w:after="240" w:before="240" w:line="458.1818181818182" w:lineRule="auto"/>
+        <w:rPr>
+          <w:color w:val="0f1115"/>
+          <w:sz w:val="24"/>
+          <w:szCs w:val="24"/>
+        </w:rPr>
+      </w:pPr>
+      <w:r>
+        <w:rPr>
+          <w:color w:val="0f1115"/>
+          <w:sz w:val="24"/>
+          <w:szCs w:val="24"/>
+          <w:rtl w:val="0"/>
+        </w:rPr>
+        <w:t xml:space="preserve">You agree to indemnify, defend, and hold harmless Bettim, its affiliates, officers, directors, employees, agents, licensors, and suppliers from and against any claims, damages, liabilities, losses, costs, or expenses (including reasonable attorney fees) arising from: (a) your violation of these Terms; (b) your violation of applicable law; (c) infringement of third-party rights; or (d) any fraudulent, negligent, or willful misconduct by you. This does not apply to claims arising solely from Bettim’s negligence or willful misconduct.</w:t>
+      </w:r>
+    </w:p>
+    <w:p>
+      <w:pPr>
+        <w:pStyle w:val="Heading3"/>
+        <w:keepNext w:val="0"/>
+        <w:keepLines w:val="0"/>
+        <w:shd w:fill="ffffff" w:val="clear"/>
+        <w:spacing w:before="280" w:line="458.1818181818182" w:lineRule="auto"/>
+        <w:rPr>
+          <w:b w:val="1"/>
+          <w:bCs w:val="1"/>
+          <w:color w:val="0f1115"/>
+          <w:sz w:val="26"/>
+          <w:szCs w:val="26"/>
+        </w:rPr>
+      </w:pPr>
+      <w:bookmarkStart w:colFirst="0" w:colLast="0" w:name="_5kbn00a9ox4r" w:id="80"/>
+      <w:bookmarkEnd w:id="80"/>
+      <w:r>
+        <w:rPr>
+          <w:b w:val="1"/>
+          <w:bCs w:val="1"/>
+          <w:color w:val="0f1115"/>
+          <w:sz w:val="26"/>
+          <w:szCs w:val="26"/>
+          <w:rtl w:val="0"/>
+        </w:rPr>
+        <w:t xml:space="preserve">8.2 Informal Resolution</w:t>
+      </w:r>
+    </w:p>
+    <w:p>
+      <w:pPr>
+        <w:shd w:fill="ffffff" w:val="clear"/>
+        <w:spacing w:after="240" w:before="240" w:line="458.1818181818182" w:lineRule="auto"/>
+        <w:rPr>
+          <w:color w:val="0f1115"/>
+          <w:sz w:val="24"/>
+          <w:szCs w:val="24"/>
+        </w:rPr>
+      </w:pPr>
+      <w:r>
+        <w:rPr>
+          <w:color w:val="0f1115"/>
+          <w:sz w:val="24"/>
+          <w:szCs w:val="24"/>
+          <w:rtl w:val="0"/>
+        </w:rPr>
+        <w:t xml:space="preserve">Before initiating arbitration or legal action, both parties agree to attempt to resolve any dispute informally by contacting support@bettim.co. Include a description of the issue and your contact details. Bettim will respond within 30 days. If not resolved within 60 days, either party may proceed to arbitration.</w:t>
+      </w:r>
+    </w:p>
+    <w:p>
+      <w:pPr>
+        <w:pStyle w:val="Heading3"/>
+        <w:keepNext w:val="0"/>
+        <w:keepLines w:val="0"/>
+        <w:shd w:fill="ffffff" w:val="clear"/>
+        <w:spacing w:before="280" w:line="458.1818181818182" w:lineRule="auto"/>
+        <w:rPr>
+          <w:b w:val="1"/>
+          <w:bCs w:val="1"/>
+          <w:color w:val="0f1115"/>
+          <w:sz w:val="26"/>
+          <w:szCs w:val="26"/>
+        </w:rPr>
+      </w:pPr>
+      <w:bookmarkStart w:colFirst="0" w:colLast="0" w:name="_4offjlxkfwbv" w:id="81"/>
+      <w:bookmarkEnd w:id="81"/>
+      <w:r>
+        <w:rPr>
+          <w:b w:val="1"/>
+          <w:bCs w:val="1"/>
+          <w:color w:val="0f1115"/>
+          <w:sz w:val="26"/>
+          <w:szCs w:val="26"/>
+          <w:rtl w:val="0"/>
+        </w:rPr>
+        <w:t xml:space="preserve">8.3 Arbitration</w:t>
+      </w:r>
+    </w:p>
+    <w:p>
+      <w:pPr>
+        <w:shd w:fill="ffffff" w:val="clear"/>
+        <w:spacing w:after="240" w:before="240" w:line="458.1818181818182" w:lineRule="auto"/>
+        <w:rPr>
+          <w:color w:val="0f1115"/>
+          <w:sz w:val="24"/>
+          <w:szCs w:val="24"/>
+        </w:rPr>
+      </w:pPr>
+      <w:r>
+        <w:rPr>
+          <w:color w:val="0f1115"/>
+          <w:sz w:val="24"/>
+          <w:szCs w:val="24"/>
+          <w:rtl w:val="0"/>
+        </w:rPr>
+        <w:t xml:space="preserve">You may opt out of this arbitration agreement within 30 days of first accepting these Terms by emailing support@bettim.co with subject line “Arbitration Opt-Out” and your account email. Opting out will not affect your use of the Services.</w:t>
+      </w:r>
+    </w:p>
+    <w:p>
+      <w:pPr>
+        <w:shd w:fill="ffffff" w:val="clear"/>
+        <w:spacing w:after="240" w:before="240" w:line="458.1818181818182" w:lineRule="auto"/>
+        <w:rPr>
+          <w:color w:val="0f1115"/>
+          <w:sz w:val="24"/>
+          <w:szCs w:val="24"/>
+        </w:rPr>
+      </w:pPr>
+      <w:r>
+        <w:rPr>
+          <w:color w:val="0f1115"/>
+          <w:sz w:val="24"/>
+          <w:szCs w:val="24"/>
+          <w:rtl w:val="0"/>
+        </w:rPr>
+        <w:t xml:space="preserve">To the fullest extent permitted by applicable law, all disputes, controversies, or claims arising out of or relating to these Terms or the Services shall be resolved by binding arbitration under the Israeli Institute for Commercial Arbitration, seated in Tel Aviv, Israel, and conducted in English. Arbitration shall be conducted by a single neutral arbitrator. The proceedings shall be confidential. Judgment upon the arbitration award may be entered in any court having jurisdiction. Each party shall bear its own costs, unless otherwise determined by the arbitrator. Nothing in this §8.3 limits any non-waivable rights afforded to consumers by mandatory law. If you are a consumer resident in the EEA or the UK, local consumer protection rules may grant you the right to bring claims in your country of residence and under its mandatory law. The arbitration award shall be final and binding, and no appeal shall lie except as permitted by applicable law.</w:t>
+      </w:r>
+    </w:p>
+    <w:p>
+      <w:pPr>
+        <w:shd w:fill="ffffff" w:val="clear"/>
+        <w:spacing w:after="240" w:before="240" w:line="458.1818181818182" w:lineRule="auto"/>
+        <w:rPr>
+          <w:color w:val="0f1115"/>
+          <w:sz w:val="24"/>
+          <w:szCs w:val="24"/>
+        </w:rPr>
+      </w:pPr>
+      <w:r>
+        <w:rPr>
+          <w:color w:val="0f1115"/>
+          <w:sz w:val="24"/>
+          <w:szCs w:val="24"/>
+          <w:rtl w:val="0"/>
+        </w:rPr>
+        <w:t xml:space="preserve">In the event of 25 or more similar arbitration demands presented by or with the same counsel or coordinated entities, the parties agree to a staged, batch arbitration process to promote efficiency: (i) a bellwether group of 20 demands will be arbitrated first; (ii) remaining demands are tolled; (iii) the parties will engage in good-faith mediation after the bellwethers; (iv) unresolved demands may proceed in subsequent batches of 20. Any applicable filing or administrative fees will be reasonably allocated by the arbitrator.</w:t>
+      </w:r>
+    </w:p>
+    <w:p>
+      <w:pPr>
+        <w:pStyle w:val="Heading3"/>
+        <w:keepNext w:val="0"/>
+        <w:keepLines w:val="0"/>
+        <w:shd w:fill="ffffff" w:val="clear"/>
+        <w:spacing w:before="280" w:line="458.1818181818182" w:lineRule="auto"/>
+        <w:rPr>
+          <w:b w:val="1"/>
+          <w:bCs w:val="1"/>
+          <w:color w:val="0f1115"/>
+          <w:sz w:val="26"/>
+          <w:szCs w:val="26"/>
+        </w:rPr>
+      </w:pPr>
+      <w:bookmarkStart w:colFirst="0" w:colLast="0" w:name="_7uae79rjdya" w:id="82"/>
       <w:bookmarkEnd w:id="82"/>
       <w:r>
         <w:rPr>
@@ -4660,45 +5010,45 @@
           <w:szCs w:val="26"/>
           <w:rtl w:val="0"/>
         </w:rPr>
-        <w:t xml:space="preserve">8.1 Indemnification</w:t>
-      </w:r>
-    </w:p>
-    <w:p>
-      <w:pPr>
-        <w:shd w:fill="ffffff" w:val="clear"/>
-        <w:spacing w:after="240" w:before="240" w:line="458.1818181818182" w:lineRule="auto"/>
-        <w:rPr>
-          <w:color w:val="0f1115"/>
-          <w:sz w:val="24"/>
-          <w:szCs w:val="24"/>
-        </w:rPr>
-      </w:pPr>
-      <w:r>
-        <w:rPr>
-          <w:color w:val="0f1115"/>
-          <w:sz w:val="24"/>
-          <w:szCs w:val="24"/>
-          <w:rtl w:val="0"/>
-        </w:rPr>
-        <w:t xml:space="preserve">You agree to indemnify, defend, and hold harmless Bettim, its affiliates, officers, directors, employees, agents, licensors, and suppliers from and against any claims, damages, liabilities, losses, costs, or expenses (including reasonable attorney fees) arising from: (a) your violation of these Terms; (b) your violation of applicable law; (c) infringement of third-party rights; or (d) any fraudulent, negligent, or willful misconduct by you. This does not apply to claims arising solely from Bettim’s negligence or willful misconduct.</w:t>
-      </w:r>
-    </w:p>
-    <w:p>
-      <w:pPr>
-        <w:pStyle w:val="Heading3"/>
-        <w:keepNext w:val="0"/>
-        <w:keepLines w:val="0"/>
-        <w:shd w:fill="ffffff" w:val="clear"/>
-        <w:spacing w:before="280" w:line="458.1818181818182" w:lineRule="auto"/>
-        <w:rPr>
-          <w:b w:val="1"/>
-          <w:bCs w:val="1"/>
-          <w:color w:val="0f1115"/>
-          <w:sz w:val="26"/>
-          <w:szCs w:val="26"/>
-        </w:rPr>
-      </w:pPr>
-      <w:bookmarkStart w:colFirst="0" w:colLast="0" w:name="_5kbn00a9ox4r" w:id="83"/>
+        <w:t xml:space="preserve">8.3a Small Claims Carve-Out</w:t>
+      </w:r>
+    </w:p>
+    <w:p>
+      <w:pPr>
+        <w:shd w:fill="ffffff" w:val="clear"/>
+        <w:spacing w:after="240" w:before="240" w:line="458.1818181818182" w:lineRule="auto"/>
+        <w:rPr>
+          <w:color w:val="0f1115"/>
+          <w:sz w:val="24"/>
+          <w:szCs w:val="24"/>
+        </w:rPr>
+      </w:pPr>
+      <w:r>
+        <w:rPr>
+          <w:color w:val="0f1115"/>
+          <w:sz w:val="24"/>
+          <w:szCs w:val="24"/>
+          <w:rtl w:val="0"/>
+        </w:rPr>
+        <w:t xml:space="preserve">Either party may bring an individual claim in a court of competent jurisdiction solely for small-claims matters that fall within that court’s monetary limits.</w:t>
+      </w:r>
+    </w:p>
+    <w:p>
+      <w:pPr>
+        <w:pStyle w:val="Heading3"/>
+        <w:keepNext w:val="0"/>
+        <w:keepLines w:val="0"/>
+        <w:shd w:fill="ffffff" w:val="clear"/>
+        <w:spacing w:before="280" w:line="458.1818181818182" w:lineRule="auto"/>
+        <w:rPr>
+          <w:b w:val="1"/>
+          <w:bCs w:val="1"/>
+          <w:color w:val="0f1115"/>
+          <w:sz w:val="26"/>
+          <w:szCs w:val="26"/>
+        </w:rPr>
+      </w:pPr>
+      <w:bookmarkStart w:colFirst="0" w:colLast="0" w:name="_pz5fhwnwsaw" w:id="83"/>
       <w:bookmarkEnd w:id="83"/>
       <w:r>
         <w:rPr>
@@ -4709,45 +5059,45 @@
           <w:szCs w:val="26"/>
           <w:rtl w:val="0"/>
         </w:rPr>
-        <w:t xml:space="preserve">8.2 Informal Resolution</w:t>
-      </w:r>
-    </w:p>
-    <w:p>
-      <w:pPr>
-        <w:shd w:fill="ffffff" w:val="clear"/>
-        <w:spacing w:after="240" w:before="240" w:line="458.1818181818182" w:lineRule="auto"/>
-        <w:rPr>
-          <w:color w:val="0f1115"/>
-          <w:sz w:val="24"/>
-          <w:szCs w:val="24"/>
-        </w:rPr>
-      </w:pPr>
-      <w:r>
-        <w:rPr>
-          <w:color w:val="0f1115"/>
-          <w:sz w:val="24"/>
-          <w:szCs w:val="24"/>
-          <w:rtl w:val="0"/>
-        </w:rPr>
-        <w:t xml:space="preserve">Before initiating arbitration or legal action, both parties agree to attempt to resolve any dispute informally by contacting support@bettim.co. Include a description of the issue and your contact details. Bettim will respond within 30 days. If not resolved within 60 days, either party may proceed to arbitration.</w:t>
-      </w:r>
-    </w:p>
-    <w:p>
-      <w:pPr>
-        <w:pStyle w:val="Heading3"/>
-        <w:keepNext w:val="0"/>
-        <w:keepLines w:val="0"/>
-        <w:shd w:fill="ffffff" w:val="clear"/>
-        <w:spacing w:before="280" w:line="458.1818181818182" w:lineRule="auto"/>
-        <w:rPr>
-          <w:b w:val="1"/>
-          <w:bCs w:val="1"/>
-          <w:color w:val="0f1115"/>
-          <w:sz w:val="26"/>
-          <w:szCs w:val="26"/>
-        </w:rPr>
-      </w:pPr>
-      <w:bookmarkStart w:colFirst="0" w:colLast="0" w:name="_4offjlxkfwbv" w:id="84"/>
+        <w:t xml:space="preserve">8.4 Class Action Waiver</w:t>
+      </w:r>
+    </w:p>
+    <w:p>
+      <w:pPr>
+        <w:shd w:fill="ffffff" w:val="clear"/>
+        <w:spacing w:after="240" w:before="240" w:line="458.1818181818182" w:lineRule="auto"/>
+        <w:rPr>
+          <w:color w:val="0f1115"/>
+          <w:sz w:val="24"/>
+          <w:szCs w:val="24"/>
+        </w:rPr>
+      </w:pPr>
+      <w:r>
+        <w:rPr>
+          <w:color w:val="0f1115"/>
+          <w:sz w:val="24"/>
+          <w:szCs w:val="24"/>
+          <w:rtl w:val="0"/>
+        </w:rPr>
+        <w:t xml:space="preserve">To the fullest extent permitted by law, you agree to resolve disputes solely on an individual basis. You waive any right to participate in class, collective, or representative actions, whether in arbitration or in court. This class action waiver does not apply where prohibited by applicable law, including certain California or federal claims that cannot be waived in advance. If this waiver is found unenforceable, that portion of the dispute shall proceed in court, while all other claims remain subject to arbitration.</w:t>
+      </w:r>
+    </w:p>
+    <w:p>
+      <w:pPr>
+        <w:pStyle w:val="Heading3"/>
+        <w:keepNext w:val="0"/>
+        <w:keepLines w:val="0"/>
+        <w:shd w:fill="ffffff" w:val="clear"/>
+        <w:spacing w:before="280" w:line="458.1818181818182" w:lineRule="auto"/>
+        <w:rPr>
+          <w:b w:val="1"/>
+          <w:bCs w:val="1"/>
+          <w:color w:val="0f1115"/>
+          <w:sz w:val="26"/>
+          <w:szCs w:val="26"/>
+        </w:rPr>
+      </w:pPr>
+      <w:bookmarkStart w:colFirst="0" w:colLast="0" w:name="_kxtd7f4x19ab" w:id="84"/>
       <w:bookmarkEnd w:id="84"/>
       <w:r>
         <w:rPr>
@@ -4758,85 +5108,45 @@
           <w:szCs w:val="26"/>
           <w:rtl w:val="0"/>
         </w:rPr>
-        <w:t xml:space="preserve">8.3 Arbitration</w:t>
-      </w:r>
-    </w:p>
-    <w:p>
-      <w:pPr>
-        <w:shd w:fill="ffffff" w:val="clear"/>
-        <w:spacing w:after="240" w:before="240" w:line="458.1818181818182" w:lineRule="auto"/>
-        <w:rPr>
-          <w:color w:val="0f1115"/>
-          <w:sz w:val="24"/>
-          <w:szCs w:val="24"/>
-        </w:rPr>
-      </w:pPr>
-      <w:r>
-        <w:rPr>
-          <w:color w:val="0f1115"/>
-          <w:sz w:val="24"/>
-          <w:szCs w:val="24"/>
-          <w:rtl w:val="0"/>
-        </w:rPr>
-        <w:t xml:space="preserve">You may opt out of this arbitration agreement within 30 days of first accepting these Terms by emailing support@bettim.co with subject line “Arbitration Opt-Out” and your account email. Opting out will not affect your use of the Services.</w:t>
-      </w:r>
-    </w:p>
-    <w:p>
-      <w:pPr>
-        <w:shd w:fill="ffffff" w:val="clear"/>
-        <w:spacing w:after="240" w:before="240" w:line="458.1818181818182" w:lineRule="auto"/>
-        <w:rPr>
-          <w:color w:val="0f1115"/>
-          <w:sz w:val="24"/>
-          <w:szCs w:val="24"/>
-        </w:rPr>
-      </w:pPr>
-      <w:r>
-        <w:rPr>
-          <w:color w:val="0f1115"/>
-          <w:sz w:val="24"/>
-          <w:szCs w:val="24"/>
-          <w:rtl w:val="0"/>
-        </w:rPr>
-        <w:t xml:space="preserve">To the fullest extent permitted by applicable law, all disputes, controversies, or claims arising out of or relating to these Terms or the Services shall be resolved by binding arbitration under the Israeli Institute for Commercial Arbitration, seated in Tel Aviv, Israel, and conducted in English. Arbitration shall be conducted by a single neutral arbitrator. The proceedings shall be confidential. Judgment upon the arbitration award may be entered in any court having jurisdiction. Each party shall bear its own costs, unless otherwise determined by the arbitrator. Nothing in this §8.3 limits any non-waivable rights afforded to consumers by mandatory law. If you are a consumer resident in the EEA or the UK, local consumer protection rules may grant you the right to bring claims in your country of residence and under its mandatory law. The arbitration award shall be final and binding, and no appeal shall lie except as permitted by applicable law.</w:t>
-      </w:r>
-    </w:p>
-    <w:p>
-      <w:pPr>
-        <w:shd w:fill="ffffff" w:val="clear"/>
-        <w:spacing w:after="240" w:before="240" w:line="458.1818181818182" w:lineRule="auto"/>
-        <w:rPr>
-          <w:color w:val="0f1115"/>
-          <w:sz w:val="24"/>
-          <w:szCs w:val="24"/>
-        </w:rPr>
-      </w:pPr>
-      <w:r>
-        <w:rPr>
-          <w:color w:val="0f1115"/>
-          <w:sz w:val="24"/>
-          <w:szCs w:val="24"/>
-          <w:rtl w:val="0"/>
-        </w:rPr>
-        <w:t xml:space="preserve">In the event of 25 or more similar arbitration demands presented by or with the same counsel or coordinated entities, the parties agree to a staged, batch arbitration process to promote efficiency: (i) a bellwether group of 20 demands will be arbitrated first; (ii) remaining demands are tolled; (iii) the parties will engage in good-faith mediation after the bellwethers; (iv) unresolved demands may proceed in subsequent batches of 20. Any applicable filing or administrative fees will be reasonably allocated by the arbitrator.</w:t>
-      </w:r>
-    </w:p>
-    <w:p>
-      <w:pPr>
-        <w:pStyle w:val="Heading3"/>
-        <w:keepNext w:val="0"/>
-        <w:keepLines w:val="0"/>
-        <w:shd w:fill="ffffff" w:val="clear"/>
-        <w:spacing w:before="280" w:line="458.1818181818182" w:lineRule="auto"/>
-        <w:rPr>
-          <w:b w:val="1"/>
-          <w:bCs w:val="1"/>
-          <w:color w:val="0f1115"/>
-          <w:sz w:val="26"/>
-          <w:szCs w:val="26"/>
-        </w:rPr>
-      </w:pPr>
-      <w:bookmarkStart w:colFirst="0" w:colLast="0" w:name="_7uae79rjdya" w:id="85"/>
+        <w:t xml:space="preserve">8.5 Injunctive Relief</w:t>
+      </w:r>
+    </w:p>
+    <w:p>
+      <w:pPr>
+        <w:shd w:fill="ffffff" w:val="clear"/>
+        <w:spacing w:after="240" w:before="240" w:line="458.1818181818182" w:lineRule="auto"/>
+        <w:rPr>
+          <w:color w:val="0f1115"/>
+          <w:sz w:val="24"/>
+          <w:szCs w:val="24"/>
+        </w:rPr>
+      </w:pPr>
+      <w:r>
+        <w:rPr>
+          <w:color w:val="0f1115"/>
+          <w:sz w:val="24"/>
+          <w:szCs w:val="24"/>
+          <w:rtl w:val="0"/>
+        </w:rPr>
+        <w:t xml:space="preserve">Notwithstanding §8.3, Bettim may seek injunctive or equitable relief in any competent court, including the courts of Tel Aviv–Yafo, Israel, without posting bond, to prevent unauthorized use, fraud, or infringement.</w:t>
+      </w:r>
+    </w:p>
+    <w:p>
+      <w:pPr>
+        <w:pStyle w:val="Heading3"/>
+        <w:keepNext w:val="0"/>
+        <w:keepLines w:val="0"/>
+        <w:shd w:fill="ffffff" w:val="clear"/>
+        <w:spacing w:before="280" w:line="458.1818181818182" w:lineRule="auto"/>
+        <w:rPr>
+          <w:b w:val="1"/>
+          <w:bCs w:val="1"/>
+          <w:color w:val="0f1115"/>
+          <w:sz w:val="26"/>
+          <w:szCs w:val="26"/>
+        </w:rPr>
+      </w:pPr>
+      <w:bookmarkStart w:colFirst="0" w:colLast="0" w:name="_blljv8fgna3x" w:id="85"/>
       <w:bookmarkEnd w:id="85"/>
       <w:r>
         <w:rPr>
@@ -4847,45 +5157,45 @@
           <w:szCs w:val="26"/>
           <w:rtl w:val="0"/>
         </w:rPr>
-        <w:t xml:space="preserve">8.3a Small Claims Carve-Out</w:t>
-      </w:r>
-    </w:p>
-    <w:p>
-      <w:pPr>
-        <w:shd w:fill="ffffff" w:val="clear"/>
-        <w:spacing w:after="240" w:before="240" w:line="458.1818181818182" w:lineRule="auto"/>
-        <w:rPr>
-          <w:color w:val="0f1115"/>
-          <w:sz w:val="24"/>
-          <w:szCs w:val="24"/>
-        </w:rPr>
-      </w:pPr>
-      <w:r>
-        <w:rPr>
-          <w:color w:val="0f1115"/>
-          <w:sz w:val="24"/>
-          <w:szCs w:val="24"/>
-          <w:rtl w:val="0"/>
-        </w:rPr>
-        <w:t xml:space="preserve">Either party may bring an individual claim in a court of competent jurisdiction solely for small-claims matters that fall within that court’s monetary limits.</w:t>
-      </w:r>
-    </w:p>
-    <w:p>
-      <w:pPr>
-        <w:pStyle w:val="Heading3"/>
-        <w:keepNext w:val="0"/>
-        <w:keepLines w:val="0"/>
-        <w:shd w:fill="ffffff" w:val="clear"/>
-        <w:spacing w:before="280" w:line="458.1818181818182" w:lineRule="auto"/>
-        <w:rPr>
-          <w:b w:val="1"/>
-          <w:bCs w:val="1"/>
-          <w:color w:val="0f1115"/>
-          <w:sz w:val="26"/>
-          <w:szCs w:val="26"/>
-        </w:rPr>
-      </w:pPr>
-      <w:bookmarkStart w:colFirst="0" w:colLast="0" w:name="_pz5fhwnwsaw" w:id="86"/>
+        <w:t xml:space="preserve">8.6 Governing Law</w:t>
+      </w:r>
+    </w:p>
+    <w:p>
+      <w:pPr>
+        <w:shd w:fill="ffffff" w:val="clear"/>
+        <w:spacing w:after="240" w:before="240" w:line="458.1818181818182" w:lineRule="auto"/>
+        <w:rPr>
+          <w:color w:val="0f1115"/>
+          <w:sz w:val="24"/>
+          <w:szCs w:val="24"/>
+        </w:rPr>
+      </w:pPr>
+      <w:r>
+        <w:rPr>
+          <w:color w:val="0f1115"/>
+          <w:sz w:val="24"/>
+          <w:szCs w:val="24"/>
+          <w:rtl w:val="0"/>
+        </w:rPr>
+        <w:t xml:space="preserve">These Terms are governed by and construed in accordance with the laws of the State of Israel, without regard to conflict-of-laws principles. For U.S. users, the Federal Arbitration Act (FAA) governs arbitration provisions; to the extent Israeli law is found inapplicable, the laws of the State of Delaware apply.</w:t>
+      </w:r>
+    </w:p>
+    <w:p>
+      <w:pPr>
+        <w:pStyle w:val="Heading3"/>
+        <w:keepNext w:val="0"/>
+        <w:keepLines w:val="0"/>
+        <w:shd w:fill="ffffff" w:val="clear"/>
+        <w:spacing w:before="280" w:line="458.1818181818182" w:lineRule="auto"/>
+        <w:rPr>
+          <w:b w:val="1"/>
+          <w:bCs w:val="1"/>
+          <w:color w:val="0f1115"/>
+          <w:sz w:val="26"/>
+          <w:szCs w:val="26"/>
+        </w:rPr>
+      </w:pPr>
+      <w:bookmarkStart w:colFirst="0" w:colLast="0" w:name="_i96hsd82uwbo" w:id="86"/>
       <w:bookmarkEnd w:id="86"/>
       <w:r>
         <w:rPr>
@@ -4896,45 +5206,45 @@
           <w:szCs w:val="26"/>
           <w:rtl w:val="0"/>
         </w:rPr>
-        <w:t xml:space="preserve">8.4 Class Action Waiver</w:t>
-      </w:r>
-    </w:p>
-    <w:p>
-      <w:pPr>
-        <w:shd w:fill="ffffff" w:val="clear"/>
-        <w:spacing w:after="240" w:before="240" w:line="458.1818181818182" w:lineRule="auto"/>
-        <w:rPr>
-          <w:color w:val="0f1115"/>
-          <w:sz w:val="24"/>
-          <w:szCs w:val="24"/>
-        </w:rPr>
-      </w:pPr>
-      <w:r>
-        <w:rPr>
-          <w:color w:val="0f1115"/>
-          <w:sz w:val="24"/>
-          <w:szCs w:val="24"/>
-          <w:rtl w:val="0"/>
-        </w:rPr>
-        <w:t xml:space="preserve">To the fullest extent permitted by law, you agree to resolve disputes solely on an individual basis. You waive any right to participate in class, collective, or representative actions, whether in arbitration or in court. This class action waiver does not apply where prohibited by applicable law, including certain California or federal claims that cannot be waived in advance. If this waiver is found unenforceable, that portion of the dispute shall proceed in court, while all other claims remain subject to arbitration.</w:t>
-      </w:r>
-    </w:p>
-    <w:p>
-      <w:pPr>
-        <w:pStyle w:val="Heading3"/>
-        <w:keepNext w:val="0"/>
-        <w:keepLines w:val="0"/>
-        <w:shd w:fill="ffffff" w:val="clear"/>
-        <w:spacing w:before="280" w:line="458.1818181818182" w:lineRule="auto"/>
-        <w:rPr>
-          <w:b w:val="1"/>
-          <w:bCs w:val="1"/>
-          <w:color w:val="0f1115"/>
-          <w:sz w:val="26"/>
-          <w:szCs w:val="26"/>
-        </w:rPr>
-      </w:pPr>
-      <w:bookmarkStart w:colFirst="0" w:colLast="0" w:name="_kxtd7f4x19ab" w:id="87"/>
+        <w:t xml:space="preserve">8.7 Consumer Rights and Non-Waiver</w:t>
+      </w:r>
+    </w:p>
+    <w:p>
+      <w:pPr>
+        <w:shd w:fill="ffffff" w:val="clear"/>
+        <w:spacing w:after="240" w:before="240" w:line="458.1818181818182" w:lineRule="auto"/>
+        <w:rPr>
+          <w:color w:val="0f1115"/>
+          <w:sz w:val="24"/>
+          <w:szCs w:val="24"/>
+        </w:rPr>
+      </w:pPr>
+      <w:r>
+        <w:rPr>
+          <w:color w:val="0f1115"/>
+          <w:sz w:val="24"/>
+          <w:szCs w:val="24"/>
+          <w:rtl w:val="0"/>
+        </w:rPr>
+        <w:t xml:space="preserve">Nothing in these Terms is intended to (and does not) waive any mandatory consumer protection rights under applicable law. If any provision is determined to be unenforceable as to a particular consumer or jurisdiction, that determination shall not affect the remaining provisions.</w:t>
+      </w:r>
+    </w:p>
+    <w:p>
+      <w:pPr>
+        <w:pStyle w:val="Heading3"/>
+        <w:keepNext w:val="0"/>
+        <w:keepLines w:val="0"/>
+        <w:shd w:fill="ffffff" w:val="clear"/>
+        <w:spacing w:before="280" w:line="458.1818181818182" w:lineRule="auto"/>
+        <w:rPr>
+          <w:b w:val="1"/>
+          <w:bCs w:val="1"/>
+          <w:color w:val="0f1115"/>
+          <w:sz w:val="26"/>
+          <w:szCs w:val="26"/>
+        </w:rPr>
+      </w:pPr>
+      <w:bookmarkStart w:colFirst="0" w:colLast="0" w:name="_uk04t3zwg0j" w:id="87"/>
       <w:bookmarkEnd w:id="87"/>
       <w:r>
         <w:rPr>
@@ -4945,45 +5255,45 @@
           <w:szCs w:val="26"/>
           <w:rtl w:val="0"/>
         </w:rPr>
-        <w:t xml:space="preserve">8.5 Injunctive Relief</w:t>
-      </w:r>
-    </w:p>
-    <w:p>
-      <w:pPr>
-        <w:shd w:fill="ffffff" w:val="clear"/>
-        <w:spacing w:after="240" w:before="240" w:line="458.1818181818182" w:lineRule="auto"/>
-        <w:rPr>
-          <w:color w:val="0f1115"/>
-          <w:sz w:val="24"/>
-          <w:szCs w:val="24"/>
-        </w:rPr>
-      </w:pPr>
-      <w:r>
-        <w:rPr>
-          <w:color w:val="0f1115"/>
-          <w:sz w:val="24"/>
-          <w:szCs w:val="24"/>
-          <w:rtl w:val="0"/>
-        </w:rPr>
-        <w:t xml:space="preserve">Notwithstanding §8.3, Bettim may seek injunctive or equitable relief in any competent court, including the courts of Tel Aviv–Yafo, Israel, without posting bond, to prevent unauthorized use, fraud, or infringement.</w:t>
-      </w:r>
-    </w:p>
-    <w:p>
-      <w:pPr>
-        <w:pStyle w:val="Heading3"/>
-        <w:keepNext w:val="0"/>
-        <w:keepLines w:val="0"/>
-        <w:shd w:fill="ffffff" w:val="clear"/>
-        <w:spacing w:before="280" w:line="458.1818181818182" w:lineRule="auto"/>
-        <w:rPr>
-          <w:b w:val="1"/>
-          <w:bCs w:val="1"/>
-          <w:color w:val="0f1115"/>
-          <w:sz w:val="26"/>
-          <w:szCs w:val="26"/>
-        </w:rPr>
-      </w:pPr>
-      <w:bookmarkStart w:colFirst="0" w:colLast="0" w:name="_blljv8fgna3x" w:id="88"/>
+        <w:t xml:space="preserve">8.8 Severability (Arbitration/Class Waiver)</w:t>
+      </w:r>
+    </w:p>
+    <w:p>
+      <w:pPr>
+        <w:shd w:fill="ffffff" w:val="clear"/>
+        <w:spacing w:after="240" w:before="240" w:line="458.1818181818182" w:lineRule="auto"/>
+        <w:rPr>
+          <w:color w:val="0f1115"/>
+          <w:sz w:val="24"/>
+          <w:szCs w:val="24"/>
+        </w:rPr>
+      </w:pPr>
+      <w:r>
+        <w:rPr>
+          <w:color w:val="0f1115"/>
+          <w:sz w:val="24"/>
+          <w:szCs w:val="24"/>
+          <w:rtl w:val="0"/>
+        </w:rPr>
+        <w:t xml:space="preserve">If any portion of §8.3–§8.4 (arbitration or class-action waiver) is found unenforceable as to a particular claim or party, that portion shall be severed and the remainder enforced to the maximum extent permitted by law. Where the class-action waiver is unenforceable, the class or representative claims shall proceed in court, while individual claims remain subject to arbitration.</w:t>
+      </w:r>
+    </w:p>
+    <w:p>
+      <w:pPr>
+        <w:pStyle w:val="Heading3"/>
+        <w:keepNext w:val="0"/>
+        <w:keepLines w:val="0"/>
+        <w:shd w:fill="ffffff" w:val="clear"/>
+        <w:spacing w:before="280" w:line="458.1818181818182" w:lineRule="auto"/>
+        <w:rPr>
+          <w:b w:val="1"/>
+          <w:bCs w:val="1"/>
+          <w:color w:val="0f1115"/>
+          <w:sz w:val="26"/>
+          <w:szCs w:val="26"/>
+        </w:rPr>
+      </w:pPr>
+      <w:bookmarkStart w:colFirst="0" w:colLast="0" w:name="_4ccanqxqff2x" w:id="88"/>
       <w:bookmarkEnd w:id="88"/>
       <w:r>
         <w:rPr>
@@ -4994,45 +5304,45 @@
           <w:szCs w:val="26"/>
           <w:rtl w:val="0"/>
         </w:rPr>
-        <w:t xml:space="preserve">8.6 Governing Law</w:t>
-      </w:r>
-    </w:p>
-    <w:p>
-      <w:pPr>
-        <w:shd w:fill="ffffff" w:val="clear"/>
-        <w:spacing w:after="240" w:before="240" w:line="458.1818181818182" w:lineRule="auto"/>
-        <w:rPr>
-          <w:color w:val="0f1115"/>
-          <w:sz w:val="24"/>
-          <w:szCs w:val="24"/>
-        </w:rPr>
-      </w:pPr>
-      <w:r>
-        <w:rPr>
-          <w:color w:val="0f1115"/>
-          <w:sz w:val="24"/>
-          <w:szCs w:val="24"/>
-          <w:rtl w:val="0"/>
-        </w:rPr>
-        <w:t xml:space="preserve">These Terms are governed by and construed in accordance with the laws of the State of Israel, without regard to conflict-of-laws principles. For U.S. users, the Federal Arbitration Act (FAA) governs arbitration provisions; to the extent Israeli law is found inapplicable, the laws of the State of Delaware apply.</w:t>
-      </w:r>
-    </w:p>
-    <w:p>
-      <w:pPr>
-        <w:pStyle w:val="Heading3"/>
-        <w:keepNext w:val="0"/>
-        <w:keepLines w:val="0"/>
-        <w:shd w:fill="ffffff" w:val="clear"/>
-        <w:spacing w:before="280" w:line="458.1818181818182" w:lineRule="auto"/>
-        <w:rPr>
-          <w:b w:val="1"/>
-          <w:bCs w:val="1"/>
-          <w:color w:val="0f1115"/>
-          <w:sz w:val="26"/>
-          <w:szCs w:val="26"/>
-        </w:rPr>
-      </w:pPr>
-      <w:bookmarkStart w:colFirst="0" w:colLast="0" w:name="_i96hsd82uwbo" w:id="89"/>
+        <w:t xml:space="preserve">8.9 Governing Language</w:t>
+      </w:r>
+    </w:p>
+    <w:p>
+      <w:pPr>
+        <w:shd w:fill="ffffff" w:val="clear"/>
+        <w:spacing w:after="240" w:before="240" w:line="458.1818181818182" w:lineRule="auto"/>
+        <w:rPr>
+          <w:color w:val="0f1115"/>
+          <w:sz w:val="24"/>
+          <w:szCs w:val="24"/>
+        </w:rPr>
+      </w:pPr>
+      <w:r>
+        <w:rPr>
+          <w:color w:val="0f1115"/>
+          <w:sz w:val="24"/>
+          <w:szCs w:val="24"/>
+          <w:rtl w:val="0"/>
+        </w:rPr>
+        <w:t xml:space="preserve">The official language of these Terms and all related proceedings shall be English.</w:t>
+      </w:r>
+    </w:p>
+    <w:p>
+      <w:pPr>
+        <w:pStyle w:val="Heading3"/>
+        <w:keepNext w:val="0"/>
+        <w:keepLines w:val="0"/>
+        <w:shd w:fill="ffffff" w:val="clear"/>
+        <w:spacing w:before="280" w:line="458.1818181818182" w:lineRule="auto"/>
+        <w:rPr>
+          <w:b w:val="1"/>
+          <w:bCs w:val="1"/>
+          <w:color w:val="0f1115"/>
+          <w:sz w:val="26"/>
+          <w:szCs w:val="26"/>
+        </w:rPr>
+      </w:pPr>
+      <w:bookmarkStart w:colFirst="0" w:colLast="0" w:name="_u8jqivy94gtq" w:id="89"/>
       <w:bookmarkEnd w:id="89"/>
       <w:r>
         <w:rPr>
@@ -5043,193 +5353,46 @@
           <w:szCs w:val="26"/>
           <w:rtl w:val="0"/>
         </w:rPr>
-        <w:t xml:space="preserve">8.7 Consumer Rights and Non-Waiver</w:t>
-      </w:r>
-    </w:p>
-    <w:p>
-      <w:pPr>
-        <w:shd w:fill="ffffff" w:val="clear"/>
-        <w:spacing w:after="240" w:before="240" w:line="458.1818181818182" w:lineRule="auto"/>
-        <w:rPr>
-          <w:color w:val="0f1115"/>
-          <w:sz w:val="24"/>
-          <w:szCs w:val="24"/>
-        </w:rPr>
-      </w:pPr>
-      <w:r>
-        <w:rPr>
-          <w:color w:val="0f1115"/>
-          <w:sz w:val="24"/>
-          <w:szCs w:val="24"/>
-          <w:rtl w:val="0"/>
-        </w:rPr>
-        <w:t xml:space="preserve">Nothing in these Terms is intended to (and does not) waive any mandatory consumer protection rights under applicable law. If any provision is determined to be unenforceable as to a particular consumer or jurisdiction, that determination shall not affect the remaining provisions.</w:t>
-      </w:r>
-    </w:p>
-    <w:p>
-      <w:pPr>
-        <w:pStyle w:val="Heading3"/>
-        <w:keepNext w:val="0"/>
-        <w:keepLines w:val="0"/>
-        <w:shd w:fill="ffffff" w:val="clear"/>
-        <w:spacing w:before="280" w:line="458.1818181818182" w:lineRule="auto"/>
-        <w:rPr>
-          <w:b w:val="1"/>
-          <w:bCs w:val="1"/>
-          <w:color w:val="0f1115"/>
-          <w:sz w:val="26"/>
-          <w:szCs w:val="26"/>
-        </w:rPr>
-      </w:pPr>
-      <w:bookmarkStart w:colFirst="0" w:colLast="0" w:name="_uk04t3zwg0j" w:id="90"/>
+        <w:t xml:space="preserve">8.10 Jury Trial Waiver</w:t>
+      </w:r>
+    </w:p>
+    <w:p>
+      <w:pPr>
+        <w:shd w:fill="ffffff" w:val="clear"/>
+        <w:spacing w:after="240" w:before="240" w:line="458.1818181818182" w:lineRule="auto"/>
+        <w:rPr>
+          <w:color w:val="0f1115"/>
+          <w:sz w:val="24"/>
+          <w:szCs w:val="24"/>
+        </w:rPr>
+      </w:pPr>
+      <w:r>
+        <w:rPr>
+          <w:color w:val="0f1115"/>
+          <w:sz w:val="24"/>
+          <w:szCs w:val="24"/>
+          <w:rtl w:val="0"/>
+        </w:rPr>
+        <w:t xml:space="preserve">To the extent permitted by law, you and Bettim waive any right to a jury trial for any dispute, claim, or cause of action arising out of or relating to these Terms or the Services.</w:t>
+      </w:r>
+    </w:p>
+    <w:p>
+      <w:pPr>
+        <w:pStyle w:val="Heading3"/>
+        <w:keepNext w:val="0"/>
+        <w:keepLines w:val="0"/>
+        <w:shd w:fill="ffffff" w:val="clear"/>
+        <w:spacing w:before="280" w:line="458.1818181818182" w:lineRule="auto"/>
+        <w:rPr>
+          <w:b w:val="1"/>
+          <w:bCs w:val="1"/>
+          <w:color w:val="0f1115"/>
+          <w:sz w:val="26"/>
+          <w:szCs w:val="26"/>
+        </w:rPr>
+      </w:pPr>
+      <w:bookmarkStart w:colFirst="0" w:colLast="0" w:name="_wrane9m9926h" w:id="90"/>
       <w:bookmarkEnd w:id="90"/>
-      <w:r>
-        <w:rPr>
-          <w:b w:val="1"/>
-          <w:bCs w:val="1"/>
-          <w:color w:val="0f1115"/>
-          <w:sz w:val="26"/>
-          <w:szCs w:val="26"/>
-          <w:rtl w:val="0"/>
-        </w:rPr>
-        <w:t xml:space="preserve">8.8 Severability (Arbitration/Class Waiver)</w:t>
-      </w:r>
-    </w:p>
-    <w:p>
-      <w:pPr>
-        <w:shd w:fill="ffffff" w:val="clear"/>
-        <w:spacing w:after="240" w:before="240" w:line="458.1818181818182" w:lineRule="auto"/>
-        <w:rPr>
-          <w:color w:val="0f1115"/>
-          <w:sz w:val="24"/>
-          <w:szCs w:val="24"/>
-        </w:rPr>
-      </w:pPr>
-      <w:r>
-        <w:rPr>
-          <w:color w:val="0f1115"/>
-          <w:sz w:val="24"/>
-          <w:szCs w:val="24"/>
-          <w:rtl w:val="0"/>
-        </w:rPr>
-        <w:t xml:space="preserve">If any portion of §8.3–§8.4 (arbitration or class-action waiver) is found unenforceable as to a particular claim or party, that portion shall be severed and the remainder enforced to the maximum extent permitted by law. Where the class-action waiver is unenforceable, the class or representative claims shall proceed in court, while individual claims remain subject to arbitration.</w:t>
-      </w:r>
-    </w:p>
-    <w:p>
-      <w:pPr>
-        <w:pStyle w:val="Heading3"/>
-        <w:keepNext w:val="0"/>
-        <w:keepLines w:val="0"/>
-        <w:shd w:fill="ffffff" w:val="clear"/>
-        <w:spacing w:before="280" w:line="458.1818181818182" w:lineRule="auto"/>
-        <w:rPr>
-          <w:b w:val="1"/>
-          <w:bCs w:val="1"/>
-          <w:color w:val="0f1115"/>
-          <w:sz w:val="26"/>
-          <w:szCs w:val="26"/>
-        </w:rPr>
-      </w:pPr>
-      <w:bookmarkStart w:colFirst="0" w:colLast="0" w:name="_4ccanqxqff2x" w:id="91"/>
-      <w:bookmarkEnd w:id="91"/>
-      <w:r>
-        <w:rPr>
-          <w:b w:val="1"/>
-          <w:bCs w:val="1"/>
-          <w:color w:val="0f1115"/>
-          <w:sz w:val="26"/>
-          <w:szCs w:val="26"/>
-          <w:rtl w:val="0"/>
-        </w:rPr>
-        <w:t xml:space="preserve">8.9 Governing Language</w:t>
-      </w:r>
-    </w:p>
-    <w:p>
-      <w:pPr>
-        <w:shd w:fill="ffffff" w:val="clear"/>
-        <w:spacing w:after="240" w:before="240" w:line="458.1818181818182" w:lineRule="auto"/>
-        <w:rPr>
-          <w:color w:val="0f1115"/>
-          <w:sz w:val="24"/>
-          <w:szCs w:val="24"/>
-        </w:rPr>
-      </w:pPr>
-      <w:r>
-        <w:rPr>
-          <w:color w:val="0f1115"/>
-          <w:sz w:val="24"/>
-          <w:szCs w:val="24"/>
-          <w:rtl w:val="0"/>
-        </w:rPr>
-        <w:t xml:space="preserve">The official language of these Terms and all related proceedings shall be English.</w:t>
-      </w:r>
-    </w:p>
-    <w:p>
-      <w:pPr>
-        <w:pStyle w:val="Heading3"/>
-        <w:keepNext w:val="0"/>
-        <w:keepLines w:val="0"/>
-        <w:shd w:fill="ffffff" w:val="clear"/>
-        <w:spacing w:before="280" w:line="458.1818181818182" w:lineRule="auto"/>
-        <w:rPr>
-          <w:b w:val="1"/>
-          <w:bCs w:val="1"/>
-          <w:color w:val="0f1115"/>
-          <w:sz w:val="26"/>
-          <w:szCs w:val="26"/>
-        </w:rPr>
-      </w:pPr>
-      <w:bookmarkStart w:colFirst="0" w:colLast="0" w:name="_u8jqivy94gtq" w:id="92"/>
-      <w:bookmarkEnd w:id="92"/>
-      <w:r>
-        <w:rPr>
-          <w:b w:val="1"/>
-          <w:bCs w:val="1"/>
-          <w:color w:val="0f1115"/>
-          <w:sz w:val="26"/>
-          <w:szCs w:val="26"/>
-          <w:rtl w:val="0"/>
-        </w:rPr>
-        <w:t xml:space="preserve">8.10 Jury Trial Waiver</w:t>
-      </w:r>
-    </w:p>
-    <w:p>
-      <w:pPr>
-        <w:shd w:fill="ffffff" w:val="clear"/>
-        <w:spacing w:after="240" w:before="240" w:line="458.1818181818182" w:lineRule="auto"/>
-        <w:rPr>
-          <w:color w:val="0f1115"/>
-          <w:sz w:val="24"/>
-          <w:szCs w:val="24"/>
-        </w:rPr>
-      </w:pPr>
-      <w:r>
-        <w:rPr>
-          <w:color w:val="0f1115"/>
-          <w:sz w:val="24"/>
-          <w:szCs w:val="24"/>
-          <w:rtl w:val="0"/>
-        </w:rPr>
-        <w:t xml:space="preserve">To the extent permitted by law, you and Bettim waive any right to a jury trial for any dispute, claim, or cause of action arising out of or relating to these Terms or the Services.</w:t>
-      </w:r>
-    </w:p>
-    <w:p>
-      <w:pPr>
-        <w:pStyle w:val="Heading3"/>
-        <w:keepNext w:val="0"/>
-        <w:keepLines w:val="0"/>
-        <w:shd w:fill="ffffff" w:val="clear"/>
-        <w:spacing w:before="280" w:line="458.1818181818182" w:lineRule="auto"/>
-        <w:rPr>
-          <w:b w:val="1"/>
-          <w:bCs w:val="1"/>
-          <w:color w:val="0f1115"/>
-          <w:sz w:val="26"/>
-          <w:szCs w:val="26"/>
-        </w:rPr>
-      </w:pPr>
-      <w:bookmarkStart w:colFirst="0" w:colLast="0" w:name="_wrane9m9926h" w:id="93"/>
-      <w:bookmarkEnd w:id="93"/>
       <w:r>
         <w:rPr>
           <w:b w:val="1"/>
@@ -5368,11 +5531,21 @@
           <w:b w:val="1"/>
           <w:bCs w:val="1"/>
           <w:color w:val="0f1115"/>
-          <w:sz w:val="24"/>
-          <w:szCs w:val="24"/>
+          <w:sz w:val="26"/>
+          <w:szCs w:val="26"/>
           <w:rtl w:val="0"/>
         </w:rPr>
         <w:t xml:space="preserve">9.2 User Content</w:t>
+      </w:r>
+      <w:r>
+        <w:rPr>
+          <w:b w:val="1"/>
+          <w:bCs w:val="1"/>
+          <w:color w:val="0f1115"/>
+          <w:sz w:val="24"/>
+          <w:szCs w:val="24"/>
+          <w:rtl w:val="0"/>
+        </w:rPr>
         <w:br w:type="textWrapping"/>
       </w:r>
       <w:r>
@@ -5382,7 +5555,149 @@
           <w:szCs w:val="24"/>
           <w:rtl w:val="0"/>
         </w:rPr>
-        <w:t xml:space="preserve">By uploading, posting, or sharing any content through the Services (including usernames, chat messages, or avatars), you grant Bettim a non-exclusive, worldwide, royalty-free, sublicensable, and transferable license to use, reproduce, modify, and display that content as necessary to operate, improve, and promote the Services. You represent and warrant that you have all necessary rights to grant this license. Bettim reserves the right to monitor, remove, or restrict content that violates these Terms or applicable law. For the avoidance of doubt, Bettim may use non-sensitive excerpts of User Content (such as usernames or avatars) for in-product announcements, release notes, or onboarding flows solely to illustrate platform features, provided such use complies with these Terms and the Privacy Policy.</w:t>
+        <w:t xml:space="preserve"> “User Content” includes any content submitted, posted, transmitted, or otherwise made available by users through the Services, including usernames, avatars, chat messages, images, and other materials.</w:t>
+      </w:r>
+    </w:p>
+    <w:p>
+      <w:pPr>
+        <w:shd w:fill="ffffff" w:val="clear"/>
+        <w:spacing w:after="240" w:before="240" w:line="458.1818181818182" w:lineRule="auto"/>
+        <w:rPr>
+          <w:color w:val="0f1115"/>
+          <w:sz w:val="24"/>
+          <w:szCs w:val="24"/>
+        </w:rPr>
+      </w:pPr>
+      <w:r>
+        <w:rPr>
+          <w:b w:val="1"/>
+          <w:bCs w:val="1"/>
+          <w:color w:val="0f1115"/>
+          <w:sz w:val="24"/>
+          <w:szCs w:val="24"/>
+          <w:rtl w:val="0"/>
+        </w:rPr>
+        <w:t xml:space="preserve">License to Bettim.</w:t>
+      </w:r>
+      <w:r>
+        <w:rPr>
+          <w:color w:val="0f1115"/>
+          <w:sz w:val="24"/>
+          <w:szCs w:val="24"/>
+          <w:rtl w:val="0"/>
+        </w:rPr>
+        <w:t xml:space="preserve"> By uploading, posting, or sharing any User Content through the Services, you grant Bettim a non-exclusive, worldwide, royalty-free, sublicensable, and transferable license to host, store, use, reproduce, modify (for formatting and display), communicate, and display that User Content as reasonably necessary to operate, maintain, secure, and improve the Services. You represent and warrant that you have all necessary rights to grant this license and that your User Content does not violate these Terms or applicable law.</w:t>
+      </w:r>
+    </w:p>
+    <w:p>
+      <w:pPr>
+        <w:shd w:fill="ffffff" w:val="clear"/>
+        <w:spacing w:after="240" w:before="240" w:line="458.1818181818182" w:lineRule="auto"/>
+        <w:rPr>
+          <w:color w:val="0f1115"/>
+          <w:sz w:val="24"/>
+          <w:szCs w:val="24"/>
+        </w:rPr>
+      </w:pPr>
+      <w:r>
+        <w:rPr>
+          <w:b w:val="1"/>
+          <w:bCs w:val="1"/>
+          <w:color w:val="0f1115"/>
+          <w:sz w:val="24"/>
+          <w:szCs w:val="24"/>
+          <w:rtl w:val="0"/>
+        </w:rPr>
+        <w:t xml:space="preserve">User Responsibility; No Endorsement.</w:t>
+      </w:r>
+      <w:r>
+        <w:rPr>
+          <w:color w:val="0f1115"/>
+          <w:sz w:val="24"/>
+          <w:szCs w:val="24"/>
+          <w:rtl w:val="0"/>
+        </w:rPr>
+        <w:t xml:space="preserve"> You are solely responsible for your User Content and for any consequences of posting, sharing, or relying on User Content. Bettim does not endorse, verify, or guarantee the accuracy, integrity, quality, legality, or appropriateness of User Content, and Bettim is not responsible or liable for User Content posted by users, including statements, advice, links, files, or offers shared by users.</w:t>
+      </w:r>
+    </w:p>
+    <w:p>
+      <w:pPr>
+        <w:shd w:fill="ffffff" w:val="clear"/>
+        <w:spacing w:after="240" w:before="240" w:line="458.1818181818182" w:lineRule="auto"/>
+        <w:rPr>
+          <w:color w:val="0f1115"/>
+          <w:sz w:val="24"/>
+          <w:szCs w:val="24"/>
+        </w:rPr>
+      </w:pPr>
+      <w:r>
+        <w:rPr>
+          <w:b w:val="1"/>
+          <w:bCs w:val="1"/>
+          <w:color w:val="0f1115"/>
+          <w:sz w:val="24"/>
+          <w:szCs w:val="24"/>
+          <w:rtl w:val="0"/>
+        </w:rPr>
+        <w:t xml:space="preserve">No Duty to Monitor; Removal Rights.</w:t>
+      </w:r>
+      <w:r>
+        <w:rPr>
+          <w:color w:val="0f1115"/>
+          <w:sz w:val="24"/>
+          <w:szCs w:val="24"/>
+          <w:rtl w:val="0"/>
+        </w:rPr>
+        <w:t xml:space="preserve"> Bettim has no obligation to monitor, pre-screen, or filter User Content and does not guarantee that any moderation will be timely, complete, or error-free. Bettim may (but is not required to) remove, restrict, disable access to, or preserve User Content, or limit access to community features, at any time to enforce these Terms, comply with law, respond to complaints, protect users, or maintain platform integrity.</w:t>
+      </w:r>
+    </w:p>
+    <w:p>
+      <w:pPr>
+        <w:shd w:fill="ffffff" w:val="clear"/>
+        <w:spacing w:after="240" w:before="240" w:line="458.1818181818182" w:lineRule="auto"/>
+        <w:rPr>
+          <w:color w:val="0f1115"/>
+          <w:sz w:val="24"/>
+          <w:szCs w:val="24"/>
+        </w:rPr>
+      </w:pPr>
+      <w:r>
+        <w:rPr>
+          <w:b w:val="1"/>
+          <w:bCs w:val="1"/>
+          <w:color w:val="0f1115"/>
+          <w:sz w:val="24"/>
+          <w:szCs w:val="24"/>
+          <w:rtl w:val="0"/>
+        </w:rPr>
+        <w:t xml:space="preserve">Use of Non-Sensitive Excerpts.</w:t>
+      </w:r>
+      <w:r>
+        <w:rPr>
+          <w:color w:val="0f1115"/>
+          <w:sz w:val="24"/>
+          <w:szCs w:val="24"/>
+          <w:rtl w:val="0"/>
+        </w:rPr>
+        <w:t xml:space="preserve"> For the avoidance of doubt, Bettim may use non-sensitive excerpts of User Content (such as usernames or avatars) for in-product announcements, release notes, or onboarding flows solely to illustrate platform features, provided such use complies with these Terms and the Privacy Policy.</w:t>
+      </w:r>
+    </w:p>
+    <w:p>
+      <w:pPr>
+        <w:shd w:fill="ffffff" w:val="clear"/>
+        <w:spacing w:after="240" w:before="240" w:line="458.1818181818182" w:lineRule="auto"/>
+        <w:rPr>
+          <w:b w:val="1"/>
+          <w:bCs w:val="1"/>
+          <w:color w:val="0f1115"/>
+          <w:sz w:val="24"/>
+          <w:szCs w:val="24"/>
+        </w:rPr>
+      </w:pPr>
+      <w:r>
+        <w:rPr>
+          <w:rtl w:val="0"/>
+        </w:rPr>
       </w:r>
     </w:p>
     <w:p>
@@ -5507,8 +5822,8 @@
           <w:szCs w:val="34"/>
         </w:rPr>
       </w:pPr>
-      <w:bookmarkStart w:colFirst="0" w:colLast="0" w:name="_t91v6cqqd02z" w:id="94"/>
-      <w:bookmarkEnd w:id="94"/>
+      <w:bookmarkStart w:colFirst="0" w:colLast="0" w:name="_t91v6cqqd02z" w:id="91"/>
+      <w:bookmarkEnd w:id="91"/>
       <w:r>
         <w:rPr>
           <w:b w:val="1"/>
@@ -5534,8 +5849,8 @@
           <w:szCs w:val="26"/>
         </w:rPr>
       </w:pPr>
-      <w:bookmarkStart w:colFirst="0" w:colLast="0" w:name="_klgat0aa0yed" w:id="95"/>
-      <w:bookmarkEnd w:id="95"/>
+      <w:bookmarkStart w:colFirst="0" w:colLast="0" w:name="_klgat0aa0yed" w:id="92"/>
+      <w:bookmarkEnd w:id="92"/>
       <w:r>
         <w:rPr>
           <w:b w:val="1"/>
@@ -5574,8 +5889,8 @@
           <w:szCs w:val="26"/>
         </w:rPr>
       </w:pPr>
-      <w:bookmarkStart w:colFirst="0" w:colLast="0" w:name="_je4f3bieb1bu" w:id="96"/>
-      <w:bookmarkEnd w:id="96"/>
+      <w:bookmarkStart w:colFirst="0" w:colLast="0" w:name="_je4f3bieb1bu" w:id="93"/>
+      <w:bookmarkEnd w:id="93"/>
       <w:r>
         <w:rPr>
           <w:b w:val="1"/>
@@ -5614,8 +5929,8 @@
           <w:szCs w:val="26"/>
         </w:rPr>
       </w:pPr>
-      <w:bookmarkStart w:colFirst="0" w:colLast="0" w:name="_5ky0sng4ob7" w:id="97"/>
-      <w:bookmarkEnd w:id="97"/>
+      <w:bookmarkStart w:colFirst="0" w:colLast="0" w:name="_5ky0sng4ob7" w:id="94"/>
+      <w:bookmarkEnd w:id="94"/>
       <w:r>
         <w:rPr>
           <w:b w:val="1"/>
@@ -5654,8 +5969,8 @@
           <w:szCs w:val="26"/>
         </w:rPr>
       </w:pPr>
-      <w:bookmarkStart w:colFirst="0" w:colLast="0" w:name="_iux0rhcrv3gt" w:id="98"/>
-      <w:bookmarkEnd w:id="98"/>
+      <w:bookmarkStart w:colFirst="0" w:colLast="0" w:name="_iux0rhcrv3gt" w:id="95"/>
+      <w:bookmarkEnd w:id="95"/>
       <w:r>
         <w:rPr>
           <w:b w:val="1"/>
@@ -5694,8 +6009,8 @@
           <w:szCs w:val="26"/>
         </w:rPr>
       </w:pPr>
-      <w:bookmarkStart w:colFirst="0" w:colLast="0" w:name="_iditm559krzx" w:id="99"/>
-      <w:bookmarkEnd w:id="99"/>
+      <w:bookmarkStart w:colFirst="0" w:colLast="0" w:name="_iditm559krzx" w:id="96"/>
+      <w:bookmarkEnd w:id="96"/>
       <w:r>
         <w:rPr>
           <w:b w:val="1"/>
@@ -5734,8 +6049,8 @@
           <w:szCs w:val="26"/>
         </w:rPr>
       </w:pPr>
-      <w:bookmarkStart w:colFirst="0" w:colLast="0" w:name="_k1o6bnde4yhh" w:id="100"/>
-      <w:bookmarkEnd w:id="100"/>
+      <w:bookmarkStart w:colFirst="0" w:colLast="0" w:name="_k1o6bnde4yhh" w:id="97"/>
+      <w:bookmarkEnd w:id="97"/>
       <w:r>
         <w:rPr>
           <w:b w:val="1"/>
@@ -5774,8 +6089,8 @@
           <w:szCs w:val="26"/>
         </w:rPr>
       </w:pPr>
-      <w:bookmarkStart w:colFirst="0" w:colLast="0" w:name="_8whd3672hjyq" w:id="101"/>
-      <w:bookmarkEnd w:id="101"/>
+      <w:bookmarkStart w:colFirst="0" w:colLast="0" w:name="_8whd3672hjyq" w:id="98"/>
+      <w:bookmarkEnd w:id="98"/>
       <w:r>
         <w:rPr>
           <w:b w:val="1"/>
@@ -5814,8 +6129,8 @@
           <w:szCs w:val="26"/>
         </w:rPr>
       </w:pPr>
-      <w:bookmarkStart w:colFirst="0" w:colLast="0" w:name="_obpa0fp9d5kb" w:id="102"/>
-      <w:bookmarkEnd w:id="102"/>
+      <w:bookmarkStart w:colFirst="0" w:colLast="0" w:name="_obpa0fp9d5kb" w:id="99"/>
+      <w:bookmarkEnd w:id="99"/>
       <w:r>
         <w:rPr>
           <w:b w:val="1"/>
@@ -5854,8 +6169,8 @@
           <w:szCs w:val="26"/>
         </w:rPr>
       </w:pPr>
-      <w:bookmarkStart w:colFirst="0" w:colLast="0" w:name="_6qzcij17ei8e" w:id="103"/>
-      <w:bookmarkEnd w:id="103"/>
+      <w:bookmarkStart w:colFirst="0" w:colLast="0" w:name="_6qzcij17ei8e" w:id="100"/>
+      <w:bookmarkEnd w:id="100"/>
       <w:r>
         <w:rPr>
           <w:b w:val="1"/>
@@ -5894,8 +6209,8 @@
           <w:szCs w:val="26"/>
         </w:rPr>
       </w:pPr>
-      <w:bookmarkStart w:colFirst="0" w:colLast="0" w:name="_p2w4vyelusus" w:id="104"/>
-      <w:bookmarkEnd w:id="104"/>
+      <w:bookmarkStart w:colFirst="0" w:colLast="0" w:name="_p2w4vyelusus" w:id="101"/>
+      <w:bookmarkEnd w:id="101"/>
       <w:r>
         <w:rPr>
           <w:b w:val="1"/>
@@ -5934,8 +6249,8 @@
           <w:szCs w:val="26"/>
         </w:rPr>
       </w:pPr>
-      <w:bookmarkStart w:colFirst="0" w:colLast="0" w:name="_sqt2cgqwhsfa" w:id="105"/>
-      <w:bookmarkEnd w:id="105"/>
+      <w:bookmarkStart w:colFirst="0" w:colLast="0" w:name="_sqt2cgqwhsfa" w:id="102"/>
+      <w:bookmarkEnd w:id="102"/>
       <w:r>
         <w:rPr>
           <w:b w:val="1"/>
@@ -5974,8 +6289,8 @@
           <w:szCs w:val="26"/>
         </w:rPr>
       </w:pPr>
-      <w:bookmarkStart w:colFirst="0" w:colLast="0" w:name="_xl7y6mvf5oy8" w:id="106"/>
-      <w:bookmarkEnd w:id="106"/>
+      <w:bookmarkStart w:colFirst="0" w:colLast="0" w:name="_xl7y6mvf5oy8" w:id="103"/>
+      <w:bookmarkEnd w:id="103"/>
       <w:r>
         <w:rPr>
           <w:b w:val="1"/>
@@ -6014,8 +6329,8 @@
           <w:szCs w:val="26"/>
         </w:rPr>
       </w:pPr>
-      <w:bookmarkStart w:colFirst="0" w:colLast="0" w:name="_cm8z20kxfh4f" w:id="107"/>
-      <w:bookmarkEnd w:id="107"/>
+      <w:bookmarkStart w:colFirst="0" w:colLast="0" w:name="_cm8z20kxfh4f" w:id="104"/>
+      <w:bookmarkEnd w:id="104"/>
       <w:r>
         <w:rPr>
           <w:b w:val="1"/>
@@ -6058,8 +6373,8 @@
           <w:szCs w:val="26"/>
         </w:rPr>
       </w:pPr>
-      <w:bookmarkStart w:colFirst="0" w:colLast="0" w:name="_gx4l8n8lo9sj" w:id="108"/>
-      <w:bookmarkEnd w:id="108"/>
+      <w:bookmarkStart w:colFirst="0" w:colLast="0" w:name="_gx4l8n8lo9sj" w:id="105"/>
+      <w:bookmarkEnd w:id="105"/>
       <w:r>
         <w:rPr>
           <w:b w:val="1"/>
@@ -6098,8 +6413,8 @@
           <w:szCs w:val="26"/>
         </w:rPr>
       </w:pPr>
-      <w:bookmarkStart w:colFirst="0" w:colLast="0" w:name="_691j6gyfjk4p" w:id="109"/>
-      <w:bookmarkEnd w:id="109"/>
+      <w:bookmarkStart w:colFirst="0" w:colLast="0" w:name="_691j6gyfjk4p" w:id="106"/>
+      <w:bookmarkEnd w:id="106"/>
       <w:r>
         <w:rPr>
           <w:b w:val="1"/>
@@ -6138,8 +6453,8 @@
           <w:szCs w:val="26"/>
         </w:rPr>
       </w:pPr>
-      <w:bookmarkStart w:colFirst="0" w:colLast="0" w:name="_rluazlvz0pkj" w:id="110"/>
-      <w:bookmarkEnd w:id="110"/>
+      <w:bookmarkStart w:colFirst="0" w:colLast="0" w:name="_rluazlvz0pkj" w:id="107"/>
+      <w:bookmarkEnd w:id="107"/>
       <w:r>
         <w:rPr>
           <w:b w:val="1"/>
@@ -6192,8 +6507,8 @@
           <w:szCs w:val="34"/>
         </w:rPr>
       </w:pPr>
-      <w:bookmarkStart w:colFirst="0" w:colLast="0" w:name="_6qtw88d8zv7u" w:id="111"/>
-      <w:bookmarkEnd w:id="111"/>
+      <w:bookmarkStart w:colFirst="0" w:colLast="0" w:name="_6qtw88d8zv7u" w:id="108"/>
+      <w:bookmarkEnd w:id="108"/>
       <w:r>
         <w:rPr>
           <w:b w:val="1"/>
@@ -6219,8 +6534,8 @@
           <w:szCs w:val="26"/>
         </w:rPr>
       </w:pPr>
-      <w:bookmarkStart w:colFirst="0" w:colLast="0" w:name="_f65lps5yp1ej" w:id="112"/>
-      <w:bookmarkEnd w:id="112"/>
+      <w:bookmarkStart w:colFirst="0" w:colLast="0" w:name="_f65lps5yp1ej" w:id="109"/>
+      <w:bookmarkEnd w:id="109"/>
       <w:r>
         <w:rPr>
           <w:b w:val="1"/>
@@ -6259,8 +6574,8 @@
           <w:szCs w:val="26"/>
         </w:rPr>
       </w:pPr>
-      <w:bookmarkStart w:colFirst="0" w:colLast="0" w:name="_jz889xlxxbvr" w:id="113"/>
-      <w:bookmarkEnd w:id="113"/>
+      <w:bookmarkStart w:colFirst="0" w:colLast="0" w:name="_jz889xlxxbvr" w:id="110"/>
+      <w:bookmarkEnd w:id="110"/>
       <w:r>
         <w:rPr>
           <w:b w:val="1"/>
@@ -6299,8 +6614,8 @@
           <w:szCs w:val="26"/>
         </w:rPr>
       </w:pPr>
-      <w:bookmarkStart w:colFirst="0" w:colLast="0" w:name="_wlb93q633ti4" w:id="114"/>
-      <w:bookmarkEnd w:id="114"/>
+      <w:bookmarkStart w:colFirst="0" w:colLast="0" w:name="_wlb93q633ti4" w:id="111"/>
+      <w:bookmarkEnd w:id="111"/>
       <w:r>
         <w:rPr>
           <w:b w:val="1"/>
@@ -6339,8 +6654,8 @@
           <w:szCs w:val="26"/>
         </w:rPr>
       </w:pPr>
-      <w:bookmarkStart w:colFirst="0" w:colLast="0" w:name="_fbzdzxf8hh7v" w:id="115"/>
-      <w:bookmarkEnd w:id="115"/>
+      <w:bookmarkStart w:colFirst="0" w:colLast="0" w:name="_fbzdzxf8hh7v" w:id="112"/>
+      <w:bookmarkEnd w:id="112"/>
       <w:r>
         <w:rPr>
           <w:b w:val="1"/>
@@ -6379,8 +6694,8 @@
           <w:szCs w:val="26"/>
         </w:rPr>
       </w:pPr>
-      <w:bookmarkStart w:colFirst="0" w:colLast="0" w:name="_fhz23ihm2uyg" w:id="116"/>
-      <w:bookmarkEnd w:id="116"/>
+      <w:bookmarkStart w:colFirst="0" w:colLast="0" w:name="_fhz23ihm2uyg" w:id="113"/>
+      <w:bookmarkEnd w:id="113"/>
       <w:r>
         <w:rPr>
           <w:b w:val="1"/>
@@ -6433,8 +6748,8 @@
           <w:szCs w:val="34"/>
         </w:rPr>
       </w:pPr>
-      <w:bookmarkStart w:colFirst="0" w:colLast="0" w:name="_1cil9m9iat13" w:id="117"/>
-      <w:bookmarkEnd w:id="117"/>
+      <w:bookmarkStart w:colFirst="0" w:colLast="0" w:name="_1cil9m9iat13" w:id="114"/>
+      <w:bookmarkEnd w:id="114"/>
       <w:r>
         <w:rPr>
           <w:b w:val="1"/>
@@ -6460,8 +6775,8 @@
           <w:szCs w:val="26"/>
         </w:rPr>
       </w:pPr>
-      <w:bookmarkStart w:colFirst="0" w:colLast="0" w:name="_kx0s15j8mg4c" w:id="118"/>
-      <w:bookmarkEnd w:id="118"/>
+      <w:bookmarkStart w:colFirst="0" w:colLast="0" w:name="_kx0s15j8mg4c" w:id="115"/>
+      <w:bookmarkEnd w:id="115"/>
       <w:r>
         <w:rPr>
           <w:b w:val="1"/>
@@ -6500,8 +6815,8 @@
           <w:szCs w:val="26"/>
         </w:rPr>
       </w:pPr>
-      <w:bookmarkStart w:colFirst="0" w:colLast="0" w:name="_fljn1a2x3esr" w:id="119"/>
-      <w:bookmarkEnd w:id="119"/>
+      <w:bookmarkStart w:colFirst="0" w:colLast="0" w:name="_fljn1a2x3esr" w:id="116"/>
+      <w:bookmarkEnd w:id="116"/>
       <w:r>
         <w:rPr>
           <w:b w:val="1"/>
@@ -6540,8 +6855,8 @@
           <w:szCs w:val="26"/>
         </w:rPr>
       </w:pPr>
-      <w:bookmarkStart w:colFirst="0" w:colLast="0" w:name="_fty145xryfgw" w:id="120"/>
-      <w:bookmarkEnd w:id="120"/>
+      <w:bookmarkStart w:colFirst="0" w:colLast="0" w:name="_fty145xryfgw" w:id="117"/>
+      <w:bookmarkEnd w:id="117"/>
       <w:r>
         <w:rPr>
           <w:b w:val="1"/>
@@ -6580,8 +6895,8 @@
           <w:szCs w:val="26"/>
         </w:rPr>
       </w:pPr>
-      <w:bookmarkStart w:colFirst="0" w:colLast="0" w:name="_azuigs2rwsfg" w:id="121"/>
-      <w:bookmarkEnd w:id="121"/>
+      <w:bookmarkStart w:colFirst="0" w:colLast="0" w:name="_azuigs2rwsfg" w:id="118"/>
+      <w:bookmarkEnd w:id="118"/>
       <w:r>
         <w:rPr>
           <w:b w:val="1"/>
@@ -6620,8 +6935,8 @@
           <w:szCs w:val="26"/>
         </w:rPr>
       </w:pPr>
-      <w:bookmarkStart w:colFirst="0" w:colLast="0" w:name="_s757z6t1g1fv" w:id="122"/>
-      <w:bookmarkEnd w:id="122"/>
+      <w:bookmarkStart w:colFirst="0" w:colLast="0" w:name="_s757z6t1g1fv" w:id="119"/>
+      <w:bookmarkEnd w:id="119"/>
       <w:r>
         <w:rPr>
           <w:b w:val="1"/>
@@ -6660,8 +6975,8 @@
           <w:szCs w:val="26"/>
         </w:rPr>
       </w:pPr>
-      <w:bookmarkStart w:colFirst="0" w:colLast="0" w:name="_9uqjjj78oezr" w:id="123"/>
-      <w:bookmarkEnd w:id="123"/>
+      <w:bookmarkStart w:colFirst="0" w:colLast="0" w:name="_9uqjjj78oezr" w:id="120"/>
+      <w:bookmarkEnd w:id="120"/>
       <w:r>
         <w:rPr>
           <w:b w:val="1"/>
@@ -6700,8 +7015,8 @@
           <w:szCs w:val="26"/>
         </w:rPr>
       </w:pPr>
-      <w:bookmarkStart w:colFirst="0" w:colLast="0" w:name="_and5vxtpd52j" w:id="124"/>
-      <w:bookmarkEnd w:id="124"/>
+      <w:bookmarkStart w:colFirst="0" w:colLast="0" w:name="_and5vxtpd52j" w:id="121"/>
+      <w:bookmarkEnd w:id="121"/>
       <w:r>
         <w:rPr>
           <w:b w:val="1"/>
@@ -6740,8 +7055,8 @@
           <w:szCs w:val="26"/>
         </w:rPr>
       </w:pPr>
-      <w:bookmarkStart w:colFirst="0" w:colLast="0" w:name="_r4ip2jsnz7a6" w:id="125"/>
-      <w:bookmarkEnd w:id="125"/>
+      <w:bookmarkStart w:colFirst="0" w:colLast="0" w:name="_r4ip2jsnz7a6" w:id="122"/>
+      <w:bookmarkEnd w:id="122"/>
       <w:r>
         <w:rPr>
           <w:b w:val="1"/>
@@ -6780,8 +7095,8 @@
           <w:szCs w:val="26"/>
         </w:rPr>
       </w:pPr>
-      <w:bookmarkStart w:colFirst="0" w:colLast="0" w:name="_6kyvww2iroae" w:id="126"/>
-      <w:bookmarkEnd w:id="126"/>
+      <w:bookmarkStart w:colFirst="0" w:colLast="0" w:name="_6kyvww2iroae" w:id="123"/>
+      <w:bookmarkEnd w:id="123"/>
       <w:r>
         <w:rPr>
           <w:b w:val="1"/>
@@ -6820,8 +7135,8 @@
           <w:szCs w:val="26"/>
         </w:rPr>
       </w:pPr>
-      <w:bookmarkStart w:colFirst="0" w:colLast="0" w:name="_1lju2seaknjv" w:id="127"/>
-      <w:bookmarkEnd w:id="127"/>
+      <w:bookmarkStart w:colFirst="0" w:colLast="0" w:name="_1lju2seaknjv" w:id="124"/>
+      <w:bookmarkEnd w:id="124"/>
       <w:r>
         <w:rPr>
           <w:b w:val="1"/>
@@ -6860,8 +7175,8 @@
           <w:szCs w:val="26"/>
         </w:rPr>
       </w:pPr>
-      <w:bookmarkStart w:colFirst="0" w:colLast="0" w:name="_8mpzkwev34af" w:id="128"/>
-      <w:bookmarkEnd w:id="128"/>
+      <w:bookmarkStart w:colFirst="0" w:colLast="0" w:name="_8mpzkwev34af" w:id="125"/>
+      <w:bookmarkEnd w:id="125"/>
       <w:r>
         <w:rPr>
           <w:b w:val="1"/>
@@ -6900,8 +7215,8 @@
           <w:szCs w:val="26"/>
         </w:rPr>
       </w:pPr>
-      <w:bookmarkStart w:colFirst="0" w:colLast="0" w:name="_aq0yeivwmzp" w:id="129"/>
-      <w:bookmarkEnd w:id="129"/>
+      <w:bookmarkStart w:colFirst="0" w:colLast="0" w:name="_aq0yeivwmzp" w:id="126"/>
+      <w:bookmarkEnd w:id="126"/>
       <w:r>
         <w:rPr>
           <w:b w:val="1"/>
@@ -6940,8 +7255,8 @@
           <w:szCs w:val="26"/>
         </w:rPr>
       </w:pPr>
-      <w:bookmarkStart w:colFirst="0" w:colLast="0" w:name="_btzwvgpsj9nw" w:id="130"/>
-      <w:bookmarkEnd w:id="130"/>
+      <w:bookmarkStart w:colFirst="0" w:colLast="0" w:name="_btzwvgpsj9nw" w:id="127"/>
+      <w:bookmarkEnd w:id="127"/>
       <w:r>
         <w:rPr>
           <w:b w:val="1"/>
@@ -6999,9 +7314,9 @@
         <w:rPr>
           <w:rtl w:val="0"/>
         </w:rPr>
-        <w:t xml:space="preserve">© Bettim Ltd. All rights reserved.</w:t>
+        <w:t xml:space="preserve">© 2026 Bettim Ltd. All rights reserved.</w:t>
         <w:br w:type="textWrapping"/>
-        <w:t xml:space="preserve"> Version: v1.1 – Effective Date: December 13, 2025</w:t>
+        <w:t xml:space="preserve">Version: v1.2 – Effective Date: April 17, 2026</w:t>
       </w:r>
     </w:p>
     <w:p>
